--- a/API.docx
+++ b/API.docx
@@ -25,11 +25,9 @@
       <w:r>
         <w:t>DreamGrid has several APIs for Speech and Remote control</w:t>
       </w:r>
-    </w:p>
-    <w:p>
-      <w:pPr>
-        <w:spacing w:line="240" w:lineRule="auto"/>
-      </w:pPr>
+      <w:r>
+        <w:t xml:space="preserve">.  </w:t>
+      </w:r>
       <w:r>
         <w:rPr>
           <w:rFonts w:cs="Courier New"/>
@@ -56,30 +54,14 @@
         <w:rPr>
           <w:rFonts w:cs="Courier New"/>
         </w:rPr>
-        <w:t>All commands go to the Diagnostics Port, which is a default of 8001.</w:t>
-      </w:r>
-    </w:p>
-    <w:p>
-      <w:pPr>
-        <w:spacing w:line="240" w:lineRule="auto"/>
-        <w:rPr>
-          <w:rFonts w:cs="Courier New"/>
-        </w:rPr>
-      </w:pPr>
-      <w:r>
-        <w:rPr>
-          <w:rFonts w:cs="Courier New"/>
-        </w:rPr>
-        <w:t>{} are parameters that are interpolated.</w:t>
-      </w:r>
-    </w:p>
-    <w:p>
-      <w:pPr>
-        <w:spacing w:line="240" w:lineRule="auto"/>
-        <w:rPr>
-          <w:rFonts w:cs="Courier New"/>
-        </w:rPr>
-      </w:pPr>
+        <w:t xml:space="preserve">{} are parameters that </w:t>
+      </w:r>
+      <w:r>
+        <w:rPr>
+          <w:rFonts w:cs="Courier New"/>
+        </w:rPr>
+        <w:t xml:space="preserve">you must fill in </w:t>
+      </w:r>
     </w:p>
     <w:p>
       <w:pPr>
@@ -133,12 +115,835 @@
         <w:rPr>
           <w:rFonts w:cs="Courier New"/>
         </w:rPr>
+        <w:t>DiagnosticPort}</w:t>
+      </w:r>
+      <w:r>
+        <w:rPr>
+          <w:rFonts w:cs="Courier New"/>
+        </w:rPr>
+        <w:t>?</w:t>
+      </w:r>
+      <w:r>
+        <w:rPr>
+          <w:rFonts w:cs="Courier New"/>
+        </w:rPr>
+        <w:br/>
+      </w:r>
+      <w:r>
+        <w:rPr>
+          <w:rFonts w:cs="Courier New"/>
+        </w:rPr>
+        <w:t>C</w:t>
+      </w:r>
+      <w:r>
+        <w:rPr>
+          <w:rFonts w:cs="Courier New"/>
+        </w:rPr>
+        <w:t>ommand={</w:t>
+      </w:r>
+      <w:proofErr w:type="spellStart"/>
+      <w:r>
+        <w:rPr>
+          <w:rFonts w:cs="Courier New"/>
+        </w:rPr>
+        <w:t>UrlEncode</w:t>
+      </w:r>
+      <w:proofErr w:type="spellEnd"/>
+      <w:r>
+        <w:rPr>
+          <w:rFonts w:cs="Courier New"/>
+        </w:rPr>
+        <w:t>(command)}</w:t>
+      </w:r>
+      <w:r>
+        <w:rPr>
+          <w:rFonts w:cs="Courier New"/>
+        </w:rPr>
+        <w:br/>
+      </w:r>
+      <w:r>
+        <w:rPr>
+          <w:rFonts w:cs="Courier New"/>
+        </w:rPr>
+        <w:t>&amp;Password={</w:t>
+      </w:r>
+      <w:proofErr w:type="spellStart"/>
+      <w:r>
+        <w:rPr>
+          <w:rFonts w:cs="Courier New"/>
+        </w:rPr>
+        <w:t>UrlEncode</w:t>
+      </w:r>
+      <w:proofErr w:type="spellEnd"/>
+      <w:r>
+        <w:rPr>
+          <w:rFonts w:cs="Courier New"/>
+        </w:rPr>
+        <w:t>(</w:t>
+      </w:r>
+      <w:proofErr w:type="spellStart"/>
+      <w:r>
+        <w:rPr>
+          <w:rFonts w:cs="Courier New"/>
+        </w:rPr>
+        <w:t>MachineHash</w:t>
+      </w:r>
+      <w:proofErr w:type="spellEnd"/>
+      <w:r>
+        <w:rPr>
+          <w:rFonts w:cs="Courier New"/>
+        </w:rPr>
+        <w:t>())}</w:t>
+      </w:r>
+      <w:r>
+        <w:rPr>
+          <w:rFonts w:cs="Courier New"/>
+        </w:rPr>
+        <w:br/>
+      </w:r>
+      <w:r>
+        <w:rPr>
+          <w:rFonts w:cs="Courier New"/>
+        </w:rPr>
+        <w:t>&amp;</w:t>
+      </w:r>
+      <w:proofErr w:type="spellStart"/>
+      <w:r>
+        <w:rPr>
+          <w:rFonts w:cs="Courier New"/>
+        </w:rPr>
+        <w:t>R</w:t>
+      </w:r>
+      <w:r>
+        <w:rPr>
+          <w:rFonts w:cs="Courier New"/>
+        </w:rPr>
+        <w:t>egionUUID</w:t>
+      </w:r>
+      <w:proofErr w:type="spellEnd"/>
+      <w:r>
+        <w:rPr>
+          <w:rFonts w:cs="Courier New"/>
+        </w:rPr>
+        <w:t>={</w:t>
+      </w:r>
+      <w:proofErr w:type="spellStart"/>
+      <w:r>
+        <w:rPr>
+          <w:rFonts w:cs="Courier New"/>
+        </w:rPr>
+        <w:t>UrlEncode</w:t>
+      </w:r>
+      <w:proofErr w:type="spellEnd"/>
+      <w:r>
+        <w:rPr>
+          <w:rFonts w:cs="Courier New"/>
+        </w:rPr>
+        <w:t>(</w:t>
+      </w:r>
+      <w:proofErr w:type="spellStart"/>
+      <w:r>
+        <w:rPr>
+          <w:rFonts w:cs="Courier New"/>
+        </w:rPr>
+        <w:t>regionUuid</w:t>
+      </w:r>
+      <w:proofErr w:type="spellEnd"/>
+      <w:r>
+        <w:rPr>
+          <w:rFonts w:cs="Courier New"/>
+        </w:rPr>
+        <w:t xml:space="preserve">)} </w:t>
+      </w:r>
+      <w:r>
+        <w:rPr>
+          <w:rFonts w:cs="Courier New"/>
+        </w:rPr>
+        <w:t>(Optional)</w:t>
+      </w:r>
+      <w:r>
+        <w:rPr>
+          <w:rFonts w:cs="Courier New"/>
+        </w:rPr>
+        <w:br/>
+        <w:t>&amp;</w:t>
+      </w:r>
+      <w:proofErr w:type="spellStart"/>
+      <w:r>
+        <w:rPr>
+          <w:rFonts w:cs="Courier New"/>
+        </w:rPr>
+        <w:t>AvatarName</w:t>
+      </w:r>
+      <w:proofErr w:type="spellEnd"/>
+      <w:r>
+        <w:rPr>
+          <w:rFonts w:cs="Courier New"/>
+        </w:rPr>
+        <w:t>=</w:t>
+      </w:r>
+      <w:r>
+        <w:rPr>
+          <w:rFonts w:cs="Courier New"/>
+        </w:rPr>
+        <w:t>{</w:t>
+      </w:r>
+      <w:proofErr w:type="spellStart"/>
+      <w:r>
+        <w:rPr>
+          <w:rFonts w:cs="Courier New"/>
+        </w:rPr>
+        <w:t>UrlEncode</w:t>
+      </w:r>
+      <w:proofErr w:type="spellEnd"/>
+      <w:r>
+        <w:rPr>
+          <w:rFonts w:cs="Courier New"/>
+        </w:rPr>
+        <w:t>(</w:t>
+      </w:r>
+      <w:proofErr w:type="spellStart"/>
+      <w:r>
+        <w:rPr>
+          <w:rFonts w:cs="Courier New"/>
+        </w:rPr>
+        <w:t>AvatarName</w:t>
+      </w:r>
+      <w:proofErr w:type="spellEnd"/>
+      <w:r>
+        <w:rPr>
+          <w:rFonts w:cs="Courier New"/>
+        </w:rPr>
+        <w:t>}</w:t>
+      </w:r>
+      <w:r>
+        <w:rPr>
+          <w:rFonts w:cs="Courier New"/>
+        </w:rPr>
         <w:t xml:space="preserve"> </w:t>
       </w:r>
-      <w:proofErr w:type="spellStart"/>
-      <w:r>
-        <w:rPr>
-          <w:rFonts w:cs="Courier New"/>
+      <w:r>
+        <w:rPr>
+          <w:rFonts w:cs="Courier New"/>
+        </w:rPr>
+        <w:t>(Optional)</w:t>
+      </w:r>
+      <w:r>
+        <w:rPr>
+          <w:rFonts w:cs="Courier New"/>
+        </w:rPr>
+        <w:br/>
+      </w:r>
+      <w:r>
+        <w:rPr>
+          <w:rFonts w:cs="Courier New"/>
+        </w:rPr>
+        <w:t>&amp;</w:t>
+      </w:r>
+      <w:r>
+        <w:rPr>
+          <w:rFonts w:cs="Courier New"/>
+        </w:rPr>
+        <w:t>P</w:t>
+      </w:r>
+      <w:r>
+        <w:rPr>
+          <w:rFonts w:cs="Courier New"/>
+        </w:rPr>
+        <w:t>aram={</w:t>
+      </w:r>
+      <w:proofErr w:type="spellStart"/>
+      <w:r>
+        <w:rPr>
+          <w:rFonts w:cs="Courier New"/>
+        </w:rPr>
+        <w:t>HttpUtility.UrlEncode</w:t>
+      </w:r>
+      <w:proofErr w:type="spellEnd"/>
+      <w:r>
+        <w:rPr>
+          <w:rFonts w:cs="Courier New"/>
+        </w:rPr>
+        <w:t>(param)}</w:t>
+      </w:r>
+    </w:p>
+    <w:tbl>
+      <w:tblPr>
+        <w:tblStyle w:val="TableGrid"/>
+        <w:tblW w:w="0" w:type="auto"/>
+        <w:tblInd w:w="720" w:type="dxa"/>
+        <w:tblLook w:val="04A0" w:firstRow="1" w:lastRow="0" w:firstColumn="1" w:lastColumn="0" w:noHBand="0" w:noVBand="1"/>
+      </w:tblPr>
+      <w:tblGrid>
+        <w:gridCol w:w="2088"/>
+        <w:gridCol w:w="2880"/>
+        <w:gridCol w:w="5328"/>
+      </w:tblGrid>
+      <w:tr>
+        <w:tc>
+          <w:tcPr>
+            <w:tcW w:w="2088" w:type="dxa"/>
+          </w:tcPr>
+          <w:p>
+            <w:pPr>
+              <w:rPr>
+                <w:rFonts w:cs="Courier New"/>
+              </w:rPr>
+            </w:pPr>
+            <w:r>
+              <w:rPr>
+                <w:rFonts w:cs="Courier New"/>
+              </w:rPr>
+              <w:t>C</w:t>
+            </w:r>
+            <w:r>
+              <w:rPr>
+                <w:rFonts w:cs="Courier New"/>
+              </w:rPr>
+              <w:t>ommand</w:t>
+            </w:r>
+          </w:p>
+        </w:tc>
+        <w:tc>
+          <w:tcPr>
+            <w:tcW w:w="2880" w:type="dxa"/>
+          </w:tcPr>
+          <w:p>
+            <w:pPr>
+              <w:rPr>
+                <w:rFonts w:cs="Courier New"/>
+              </w:rPr>
+            </w:pPr>
+            <w:r>
+              <w:rPr>
+                <w:rFonts w:cs="Courier New"/>
+              </w:rPr>
+              <w:t>required</w:t>
+            </w:r>
+          </w:p>
+        </w:tc>
+        <w:tc>
+          <w:tcPr>
+            <w:tcW w:w="5328" w:type="dxa"/>
+          </w:tcPr>
+          <w:p>
+            <w:pPr>
+              <w:rPr>
+                <w:rFonts w:cs="Courier New"/>
+              </w:rPr>
+            </w:pPr>
+            <w:r>
+              <w:rPr>
+                <w:rFonts w:cs="Courier New"/>
+              </w:rPr>
+              <w:t>And command from the command list</w:t>
+            </w:r>
+          </w:p>
+        </w:tc>
+      </w:tr>
+      <w:tr>
+        <w:tc>
+          <w:tcPr>
+            <w:tcW w:w="2088" w:type="dxa"/>
+          </w:tcPr>
+          <w:p>
+            <w:pPr>
+              <w:rPr>
+                <w:rFonts w:cs="Courier New"/>
+              </w:rPr>
+            </w:pPr>
+            <w:r>
+              <w:rPr>
+                <w:rFonts w:cs="Courier New"/>
+              </w:rPr>
+              <w:t>Password</w:t>
+            </w:r>
+          </w:p>
+        </w:tc>
+        <w:tc>
+          <w:tcPr>
+            <w:tcW w:w="2880" w:type="dxa"/>
+          </w:tcPr>
+          <w:p>
+            <w:pPr>
+              <w:rPr>
+                <w:rFonts w:cs="Courier New"/>
+              </w:rPr>
+            </w:pPr>
+            <w:r>
+              <w:rPr>
+                <w:rFonts w:cs="Courier New"/>
+              </w:rPr>
+              <w:t>required</w:t>
+            </w:r>
+          </w:p>
+        </w:tc>
+        <w:tc>
+          <w:tcPr>
+            <w:tcW w:w="5328" w:type="dxa"/>
+          </w:tcPr>
+          <w:p>
+            <w:pPr>
+              <w:rPr>
+                <w:rFonts w:cs="Courier New"/>
+              </w:rPr>
+            </w:pPr>
+            <w:r>
+              <w:rPr>
+                <w:rFonts w:cs="Courier New"/>
+              </w:rPr>
+              <w:t>MD5 of the Dyn DNS password.</w:t>
+            </w:r>
+          </w:p>
+        </w:tc>
+      </w:tr>
+      <w:tr>
+        <w:tc>
+          <w:tcPr>
+            <w:tcW w:w="2088" w:type="dxa"/>
+          </w:tcPr>
+          <w:p>
+            <w:pPr>
+              <w:rPr>
+                <w:rFonts w:cs="Courier New"/>
+              </w:rPr>
+            </w:pPr>
+            <w:proofErr w:type="spellStart"/>
+            <w:r>
+              <w:rPr>
+                <w:rFonts w:cs="Courier New"/>
+              </w:rPr>
+              <w:t>RegionName</w:t>
+            </w:r>
+            <w:proofErr w:type="spellEnd"/>
+          </w:p>
+        </w:tc>
+        <w:tc>
+          <w:tcPr>
+            <w:tcW w:w="2880" w:type="dxa"/>
+          </w:tcPr>
+          <w:p>
+            <w:pPr>
+              <w:rPr>
+                <w:rFonts w:cs="Courier New"/>
+              </w:rPr>
+            </w:pPr>
+            <w:r>
+              <w:rPr>
+                <w:rFonts w:cs="Courier New"/>
+              </w:rPr>
+              <w:t>Optional</w:t>
+            </w:r>
+          </w:p>
+        </w:tc>
+        <w:tc>
+          <w:tcPr>
+            <w:tcW w:w="5328" w:type="dxa"/>
+          </w:tcPr>
+          <w:p>
+            <w:pPr>
+              <w:rPr>
+                <w:rFonts w:cs="Courier New"/>
+              </w:rPr>
+            </w:pPr>
+            <w:r>
+              <w:rPr>
+                <w:rFonts w:cs="Courier New"/>
+              </w:rPr>
+              <w:t>Any region name. Must be URL escaped, such as a %</w:t>
+            </w:r>
+            <w:proofErr w:type="gramStart"/>
+            <w:r>
+              <w:rPr>
+                <w:rFonts w:cs="Courier New"/>
+              </w:rPr>
+              <w:t>20  for</w:t>
+            </w:r>
+            <w:proofErr w:type="gramEnd"/>
+            <w:r>
+              <w:rPr>
+                <w:rFonts w:cs="Courier New"/>
+              </w:rPr>
+              <w:t xml:space="preserve"> a space</w:t>
+            </w:r>
+          </w:p>
+        </w:tc>
+      </w:tr>
+      <w:tr>
+        <w:tc>
+          <w:tcPr>
+            <w:tcW w:w="2088" w:type="dxa"/>
+          </w:tcPr>
+          <w:p>
+            <w:pPr>
+              <w:rPr>
+                <w:rFonts w:cs="Courier New"/>
+              </w:rPr>
+            </w:pPr>
+            <w:proofErr w:type="spellStart"/>
+            <w:r>
+              <w:rPr>
+                <w:rFonts w:cs="Courier New"/>
+              </w:rPr>
+              <w:t>R</w:t>
+            </w:r>
+            <w:r>
+              <w:rPr>
+                <w:rFonts w:cs="Courier New"/>
+              </w:rPr>
+              <w:t>egionUUID</w:t>
+            </w:r>
+            <w:proofErr w:type="spellEnd"/>
+          </w:p>
+        </w:tc>
+        <w:tc>
+          <w:tcPr>
+            <w:tcW w:w="2880" w:type="dxa"/>
+          </w:tcPr>
+          <w:p>
+            <w:pPr>
+              <w:rPr>
+                <w:rFonts w:cs="Courier New"/>
+              </w:rPr>
+            </w:pPr>
+            <w:r>
+              <w:rPr>
+                <w:rFonts w:cs="Courier New"/>
+              </w:rPr>
+              <w:t>Optional</w:t>
+            </w:r>
+          </w:p>
+        </w:tc>
+        <w:tc>
+          <w:tcPr>
+            <w:tcW w:w="5328" w:type="dxa"/>
+          </w:tcPr>
+          <w:p>
+            <w:pPr>
+              <w:rPr>
+                <w:rFonts w:cs="Courier New"/>
+              </w:rPr>
+            </w:pPr>
+            <w:r>
+              <w:rPr>
+                <w:rFonts w:cs="Courier New"/>
+              </w:rPr>
+              <w:t xml:space="preserve">Any Region UUID. </w:t>
+            </w:r>
+            <w:r>
+              <w:rPr>
+                <w:rFonts w:cs="Courier New"/>
+              </w:rPr>
+              <w:t xml:space="preserve">Must be URL escaped, such as a </w:t>
+            </w:r>
+            <w:r>
+              <w:rPr>
+                <w:rFonts w:cs="Courier New"/>
+              </w:rPr>
+              <w:t>%2D</w:t>
+            </w:r>
+            <w:r>
+              <w:rPr>
+                <w:rFonts w:cs="Courier New"/>
+              </w:rPr>
+              <w:t xml:space="preserve"> for a </w:t>
+            </w:r>
+            <w:proofErr w:type="spellStart"/>
+            <w:r>
+              <w:rPr>
+                <w:rFonts w:cs="Courier New"/>
+              </w:rPr>
+              <w:t>Hypen</w:t>
+            </w:r>
+            <w:proofErr w:type="spellEnd"/>
+          </w:p>
+        </w:tc>
+      </w:tr>
+      <w:tr>
+        <w:tc>
+          <w:tcPr>
+            <w:tcW w:w="2088" w:type="dxa"/>
+          </w:tcPr>
+          <w:p>
+            <w:pPr>
+              <w:rPr>
+                <w:rFonts w:cs="Courier New"/>
+              </w:rPr>
+            </w:pPr>
+            <w:proofErr w:type="spellStart"/>
+            <w:r>
+              <w:rPr>
+                <w:rFonts w:cs="Courier New"/>
+              </w:rPr>
+              <w:t>AvatarName</w:t>
+            </w:r>
+            <w:proofErr w:type="spellEnd"/>
+          </w:p>
+        </w:tc>
+        <w:tc>
+          <w:tcPr>
+            <w:tcW w:w="2880" w:type="dxa"/>
+          </w:tcPr>
+          <w:p>
+            <w:pPr>
+              <w:rPr>
+                <w:rFonts w:cs="Courier New"/>
+              </w:rPr>
+            </w:pPr>
+            <w:r>
+              <w:rPr>
+                <w:rFonts w:cs="Courier New"/>
+              </w:rPr>
+              <w:t>Optional</w:t>
+            </w:r>
+          </w:p>
+        </w:tc>
+        <w:tc>
+          <w:tcPr>
+            <w:tcW w:w="5328" w:type="dxa"/>
+          </w:tcPr>
+          <w:p>
+            <w:pPr>
+              <w:rPr>
+                <w:rFonts w:cs="Courier New"/>
+              </w:rPr>
+            </w:pPr>
+            <w:r>
+              <w:rPr>
+                <w:rFonts w:cs="Courier New"/>
+              </w:rPr>
+              <w:t>Any Avatar Name that is registered on the grid</w:t>
+            </w:r>
+          </w:p>
+        </w:tc>
+      </w:tr>
+      <w:tr>
+        <w:tc>
+          <w:tcPr>
+            <w:tcW w:w="2088" w:type="dxa"/>
+          </w:tcPr>
+          <w:p>
+            <w:pPr>
+              <w:rPr>
+                <w:rFonts w:cs="Courier New"/>
+              </w:rPr>
+            </w:pPr>
+            <w:r>
+              <w:rPr>
+                <w:rFonts w:cs="Courier New"/>
+              </w:rPr>
+              <w:t>P</w:t>
+            </w:r>
+            <w:r>
+              <w:rPr>
+                <w:rFonts w:cs="Courier New"/>
+              </w:rPr>
+              <w:t>aram</w:t>
+            </w:r>
+          </w:p>
+        </w:tc>
+        <w:tc>
+          <w:tcPr>
+            <w:tcW w:w="2880" w:type="dxa"/>
+          </w:tcPr>
+          <w:p>
+            <w:pPr>
+              <w:rPr>
+                <w:rFonts w:cs="Courier New"/>
+              </w:rPr>
+            </w:pPr>
+            <w:r>
+              <w:rPr>
+                <w:rFonts w:cs="Courier New"/>
+              </w:rPr>
+              <w:t>Optional</w:t>
+            </w:r>
+          </w:p>
+        </w:tc>
+        <w:tc>
+          <w:tcPr>
+            <w:tcW w:w="5328" w:type="dxa"/>
+          </w:tcPr>
+          <w:p>
+            <w:pPr>
+              <w:rPr>
+                <w:rFonts w:cs="Courier New"/>
+              </w:rPr>
+            </w:pPr>
+            <w:r>
+              <w:rPr>
+                <w:rFonts w:cs="Courier New"/>
+              </w:rPr>
+              <w:t>Any list of &amp;name=</w:t>
+            </w:r>
+            <w:proofErr w:type="spellStart"/>
+            <w:r>
+              <w:rPr>
+                <w:rFonts w:cs="Courier New"/>
+              </w:rPr>
+              <w:t>value&amp;</w:t>
+            </w:r>
+            <w:r>
+              <w:rPr>
+                <w:rFonts w:cs="Courier New"/>
+              </w:rPr>
+              <w:t>name</w:t>
+            </w:r>
+            <w:proofErr w:type="spellEnd"/>
+            <w:r>
+              <w:rPr>
+                <w:rFonts w:cs="Courier New"/>
+              </w:rPr>
+              <w:t>=value</w:t>
+            </w:r>
+            <w:r>
+              <w:rPr>
+                <w:rFonts w:cs="Courier New"/>
+              </w:rPr>
+              <w:t xml:space="preserve"> params </w:t>
+            </w:r>
+          </w:p>
+        </w:tc>
+      </w:tr>
+    </w:tbl>
+    <w:p>
+      <w:pPr>
+        <w:spacing w:line="240" w:lineRule="auto"/>
+        <w:ind w:left="720"/>
+        <w:rPr>
+          <w:rFonts w:cs="Courier New"/>
+        </w:rPr>
+      </w:pPr>
+    </w:p>
+    <w:p>
+      <w:pPr>
+        <w:pStyle w:val="Heading2"/>
+        <w:rPr>
+          <w:rFonts w:cs="Courier New"/>
+        </w:rPr>
+      </w:pPr>
+      <w:r>
+        <w:rPr>
+          <w:rFonts w:cs="Courier New"/>
+        </w:rPr>
+        <w:t>Definitions</w:t>
+      </w:r>
+    </w:p>
+    <w:p>
+      <w:pPr>
+        <w:spacing w:line="240" w:lineRule="auto"/>
+        <w:rPr>
+          <w:rFonts w:cs="Courier New"/>
+        </w:rPr>
+      </w:pPr>
+      <w:r>
+        <w:rPr>
+          <w:rFonts w:cs="Courier New"/>
+        </w:rPr>
+        <w:t>LanIP</w:t>
+      </w:r>
+      <w:r>
+        <w:rPr>
+          <w:rFonts w:cs="Courier New"/>
+        </w:rPr>
+        <w:t>=127</w:t>
+      </w:r>
+      <w:r>
+        <w:rPr>
+          <w:rFonts w:cs="Courier New"/>
+        </w:rPr>
+        <w:t>.</w:t>
+      </w:r>
+      <w:r>
+        <w:rPr>
+          <w:rFonts w:cs="Courier New"/>
+        </w:rPr>
+        <w:t>0.0</w:t>
+      </w:r>
+      <w:r>
+        <w:rPr>
+          <w:rFonts w:cs="Courier New"/>
+        </w:rPr>
+        <w:t>.</w:t>
+      </w:r>
+      <w:r>
+        <w:rPr>
+          <w:rFonts w:cs="Courier New"/>
+        </w:rPr>
+        <w:t>1</w:t>
+      </w:r>
+    </w:p>
+    <w:p>
+      <w:pPr>
+        <w:spacing w:line="240" w:lineRule="auto"/>
+        <w:rPr>
+          <w:rFonts w:cs="Courier New"/>
+        </w:rPr>
+      </w:pPr>
+      <w:r>
+        <w:rPr>
+          <w:rFonts w:cs="Courier New"/>
+        </w:rPr>
+        <w:t xml:space="preserve">127.0.0.1 is only reachable from the server.  May be the LAN IP of the server, which is reachable </w:t>
+      </w:r>
+      <w:r>
+        <w:rPr>
+          <w:rFonts w:cs="Courier New"/>
+        </w:rPr>
+        <w:t xml:space="preserve">anywhere </w:t>
+      </w:r>
+      <w:r>
+        <w:rPr>
+          <w:rFonts w:cs="Courier New"/>
+        </w:rPr>
+        <w:t>on the LAN.  This can also be a</w:t>
+      </w:r>
+      <w:r>
+        <w:rPr>
+          <w:rFonts w:cs="Courier New"/>
+        </w:rPr>
+        <w:t>n</w:t>
+      </w:r>
+      <w:r>
+        <w:rPr>
+          <w:rFonts w:cs="Courier New"/>
+        </w:rPr>
+        <w:t xml:space="preserve"> Internet exposed public IP or DNS name if the ports are forwarded via NAT.</w:t>
+      </w:r>
+    </w:p>
+    <w:p>
+      <w:pPr>
+        <w:spacing w:line="240" w:lineRule="auto"/>
+        <w:rPr>
+          <w:rFonts w:cs="Courier New"/>
+        </w:rPr>
+      </w:pPr>
+      <w:r>
+        <w:rPr>
+          <w:rFonts w:cs="Courier New"/>
+        </w:rPr>
+        <w:t>All commands return data, or an ACK or a NAK</w:t>
+      </w:r>
+      <w:r>
+        <w:rPr>
+          <w:rFonts w:cs="Courier New"/>
+        </w:rPr>
+        <w:t xml:space="preserve"> along with a suitable error or success string. </w:t>
+      </w:r>
+    </w:p>
+    <w:p>
+      <w:pPr>
+        <w:spacing w:line="240" w:lineRule="auto"/>
+        <w:rPr>
+          <w:rFonts w:cs="Courier New"/>
+        </w:rPr>
+      </w:pPr>
+      <w:proofErr w:type="spellStart"/>
+      <w:r>
+        <w:rPr>
+          <w:rFonts w:cs="Courier New"/>
+          <w:i/>
+          <w:iCs/>
         </w:rPr>
         <w:t>DiagnosticPort</w:t>
       </w:r>
@@ -147,27 +952,32 @@
         <w:rPr>
           <w:rFonts w:cs="Courier New"/>
         </w:rPr>
-        <w:t>}</w:t>
-      </w:r>
-      <w:r>
-        <w:rPr>
-          <w:rFonts w:cs="Courier New"/>
-        </w:rPr>
-        <w:t>?</w:t>
-      </w:r>
-      <w:r>
-        <w:rPr>
-          <w:rFonts w:cs="Courier New"/>
-        </w:rPr>
-        <w:br/>
-      </w:r>
-      <w:r>
-        <w:rPr>
-          <w:rFonts w:cs="Courier New"/>
-        </w:rPr>
-        <w:t>command={</w:t>
-      </w:r>
-      <w:proofErr w:type="spellStart"/>
+        <w:t>=8001 as set in Setup-&gt;Settings-&gt;Network Ports</w:t>
+      </w:r>
+    </w:p>
+    <w:p>
+      <w:pPr>
+        <w:spacing w:line="240" w:lineRule="auto"/>
+        <w:rPr>
+          <w:rFonts w:cs="Courier New"/>
+        </w:rPr>
+      </w:pPr>
+      <w:r>
+        <w:rPr>
+          <w:rFonts w:cs="Courier New"/>
+          <w:i/>
+          <w:iCs/>
+        </w:rPr>
+        <w:t>Password</w:t>
+      </w:r>
+      <w:r>
+        <w:rPr>
+          <w:rFonts w:cs="Courier New"/>
+        </w:rPr>
+        <w:t>={</w:t>
+      </w:r>
+      <w:proofErr w:type="spellStart"/>
+      <w:proofErr w:type="gramStart"/>
       <w:r>
         <w:rPr>
           <w:rFonts w:cs="Courier New"/>
@@ -179,402 +989,538 @@
         <w:rPr>
           <w:rFonts w:cs="Courier New"/>
         </w:rPr>
-        <w:t>(command)}</w:t>
-      </w:r>
-      <w:r>
-        <w:rPr>
-          <w:rFonts w:cs="Courier New"/>
-        </w:rPr>
-        <w:br/>
-      </w:r>
-      <w:r>
-        <w:rPr>
-          <w:rFonts w:cs="Courier New"/>
-        </w:rPr>
-        <w:t>&amp;Password={</w:t>
-      </w:r>
-      <w:proofErr w:type="spellStart"/>
+        <w:t>(</w:t>
+      </w:r>
+      <w:proofErr w:type="spellStart"/>
+      <w:r>
+        <w:rPr>
+          <w:rFonts w:cs="Courier New"/>
+        </w:rPr>
+        <w:t>MachineHash</w:t>
+      </w:r>
+      <w:proofErr w:type="spellEnd"/>
+      <w:r>
+        <w:rPr>
+          <w:rFonts w:cs="Courier New"/>
+        </w:rPr>
+        <w:t>())}</w:t>
+      </w:r>
+      <w:proofErr w:type="gramEnd"/>
+    </w:p>
+    <w:p>
+      <w:pPr>
+        <w:spacing w:line="240" w:lineRule="auto"/>
+        <w:rPr>
+          <w:rFonts w:cs="Courier New"/>
+        </w:rPr>
+      </w:pPr>
+      <w:r>
+        <w:rPr>
+          <w:rFonts w:cs="Courier New"/>
+        </w:rPr>
+        <w:t xml:space="preserve">The </w:t>
+      </w:r>
+      <w:proofErr w:type="spellStart"/>
+      <w:r>
+        <w:rPr>
+          <w:rFonts w:cs="Courier New"/>
+          <w:i/>
+          <w:iCs/>
+        </w:rPr>
+        <w:t>MachineHash</w:t>
+      </w:r>
+      <w:proofErr w:type="spellEnd"/>
+      <w:r>
+        <w:rPr>
+          <w:rFonts w:cs="Courier New"/>
+        </w:rPr>
+        <w:t xml:space="preserve"> </w:t>
+      </w:r>
       <w:proofErr w:type="gramStart"/>
       <w:r>
         <w:rPr>
           <w:rFonts w:cs="Courier New"/>
         </w:rPr>
-        <w:t>UrlEncode</w:t>
-      </w:r>
-      <w:proofErr w:type="spellEnd"/>
-      <w:r>
-        <w:rPr>
-          <w:rFonts w:cs="Courier New"/>
-        </w:rPr>
-        <w:t>(</w:t>
-      </w:r>
-      <w:proofErr w:type="spellStart"/>
+        <w:t>i</w:t>
+      </w:r>
+      <w:r>
+        <w:rPr>
+          <w:rFonts w:cs="Courier New"/>
+        </w:rPr>
+        <w:t>s located in</w:t>
+      </w:r>
       <w:proofErr w:type="gramEnd"/>
       <w:r>
         <w:rPr>
           <w:rFonts w:cs="Courier New"/>
         </w:rPr>
-        <w:t>MachineHash</w:t>
-      </w:r>
-      <w:proofErr w:type="spellEnd"/>
-      <w:r>
-        <w:rPr>
-          <w:rFonts w:cs="Courier New"/>
-        </w:rPr>
-        <w:t>())}</w:t>
-      </w:r>
-      <w:r>
-        <w:rPr>
-          <w:rFonts w:cs="Courier New"/>
-        </w:rPr>
-        <w:br/>
-      </w:r>
-      <w:r>
-        <w:rPr>
-          <w:rFonts w:cs="Courier New"/>
-        </w:rPr>
-        <w:t>&amp;</w:t>
-      </w:r>
-      <w:proofErr w:type="spellStart"/>
-      <w:r>
-        <w:rPr>
-          <w:rFonts w:cs="Courier New"/>
-        </w:rPr>
-        <w:t>regionUUID</w:t>
-      </w:r>
-      <w:proofErr w:type="spellEnd"/>
-      <w:r>
-        <w:rPr>
-          <w:rFonts w:cs="Courier New"/>
-        </w:rPr>
-        <w:t>={</w:t>
-      </w:r>
-      <w:proofErr w:type="spellStart"/>
+        <w:t xml:space="preserve"> Settings.INI or Opensim.ini</w:t>
+      </w:r>
+      <w:r>
+        <w:rPr>
+          <w:rFonts w:cs="Courier New"/>
+        </w:rPr>
+        <w:t xml:space="preserve"> which is the MD5 of the DYN DNS password found in HG DNS Name</w:t>
+      </w:r>
+      <w:r>
+        <w:rPr>
+          <w:rFonts w:cs="Courier New"/>
+        </w:rPr>
+        <w:t>. This needs to be URL-Encoded as it uses dashes.</w:t>
+      </w:r>
+    </w:p>
+    <w:p>
+      <w:pPr>
+        <w:spacing w:line="240" w:lineRule="auto"/>
+        <w:jc w:val="both"/>
+        <w:rPr>
+          <w:rFonts w:cs="Courier New"/>
+        </w:rPr>
+      </w:pPr>
+      <w:proofErr w:type="spellStart"/>
+      <w:r>
+        <w:rPr>
+          <w:rFonts w:cs="Courier New"/>
+          <w:i/>
+          <w:iCs/>
+        </w:rPr>
+        <w:t>RegionUUID</w:t>
+      </w:r>
+      <w:proofErr w:type="spellEnd"/>
+      <w:r>
+        <w:rPr>
+          <w:rFonts w:cs="Courier New"/>
+        </w:rPr>
+        <w:t xml:space="preserve"> is the desired region to control and is URL-encoded.</w:t>
+      </w:r>
+    </w:p>
+    <w:p>
+      <w:pPr>
+        <w:spacing w:line="240" w:lineRule="auto"/>
+        <w:jc w:val="both"/>
+        <w:rPr>
+          <w:rFonts w:cs="Courier New"/>
+        </w:rPr>
+      </w:pPr>
+      <w:proofErr w:type="spellStart"/>
+      <w:r>
+        <w:rPr>
+          <w:rFonts w:cs="Courier New"/>
+          <w:i/>
+          <w:iCs/>
+        </w:rPr>
+        <w:t>RegionName</w:t>
+      </w:r>
+      <w:proofErr w:type="spellEnd"/>
+      <w:r>
+        <w:rPr>
+          <w:rFonts w:cs="Courier New"/>
+          <w:i/>
+          <w:iCs/>
+        </w:rPr>
+        <w:t xml:space="preserve"> </w:t>
+      </w:r>
+      <w:r>
+        <w:rPr>
+          <w:rFonts w:cs="Courier New"/>
+        </w:rPr>
+        <w:t xml:space="preserve">may be used to </w:t>
+      </w:r>
+      <w:r>
+        <w:rPr>
+          <w:rFonts w:cs="Courier New"/>
+        </w:rPr>
+        <w:t xml:space="preserve">control </w:t>
+      </w:r>
+      <w:r>
+        <w:rPr>
+          <w:rFonts w:cs="Courier New"/>
+        </w:rPr>
+        <w:t xml:space="preserve">regions </w:t>
+      </w:r>
+      <w:r>
+        <w:rPr>
+          <w:rFonts w:cs="Courier New"/>
+        </w:rPr>
+        <w:t>and is URL-encoded.</w:t>
+      </w:r>
+      <w:r>
+        <w:rPr>
+          <w:rFonts w:cs="Courier New"/>
+        </w:rPr>
+        <w:t xml:space="preserve"> It is converted to a UUID as needed.</w:t>
+      </w:r>
+    </w:p>
+    <w:p>
+      <w:pPr>
+        <w:spacing w:line="240" w:lineRule="auto"/>
+        <w:jc w:val="both"/>
+        <w:rPr>
+          <w:rFonts w:cs="Courier New"/>
+          <w:i/>
+          <w:iCs/>
+        </w:rPr>
+      </w:pPr>
+      <w:proofErr w:type="spellStart"/>
+      <w:r>
+        <w:rPr>
+          <w:rFonts w:cs="Courier New"/>
+          <w:i/>
+          <w:iCs/>
+        </w:rPr>
+        <w:t>RegionCommand</w:t>
+      </w:r>
+      <w:proofErr w:type="spellEnd"/>
+      <w:r>
+        <w:rPr>
+          <w:rFonts w:cs="Courier New"/>
+          <w:i/>
+          <w:iCs/>
+        </w:rPr>
+        <w:t xml:space="preserve"> accepts many parameters</w:t>
+      </w:r>
+    </w:p>
+    <w:p>
+      <w:pPr>
+        <w:pStyle w:val="Heading3"/>
+        <w:rPr>
+          <w:rFonts w:cs="Courier New"/>
+        </w:rPr>
+      </w:pPr>
+      <w:r>
+        <w:rPr>
+          <w:rFonts w:cs="Courier New"/>
+        </w:rPr>
+        <w:t>Command</w:t>
+      </w:r>
+      <w:r>
+        <w:rPr>
+          <w:rFonts w:cs="Courier New"/>
+        </w:rPr>
+        <w:t xml:space="preserve"> LIST</w:t>
+      </w:r>
+    </w:p>
+    <w:p>
+      <w:r>
+        <w:t>The commands are required. All commands require a Password.</w:t>
+      </w:r>
+    </w:p>
+    <w:p>
+      <w:r>
+        <w:br w:type="page"/>
+      </w:r>
+    </w:p>
+    <w:p>
+      <w:pPr>
+        <w:pStyle w:val="Heading4"/>
+        <w:rPr>
+          <w:rFonts w:cs="Courier New"/>
+          <w:i/>
+          <w:iCs/>
+        </w:rPr>
+      </w:pPr>
+      <w:r>
+        <w:rPr>
+          <w:rFonts w:cs="Courier New"/>
+          <w:i/>
+          <w:iCs/>
+        </w:rPr>
+        <w:t xml:space="preserve">Start/Stop </w:t>
+      </w:r>
+      <w:r>
+        <w:rPr>
+          <w:rFonts w:cs="Courier New"/>
+          <w:i/>
+          <w:iCs/>
+        </w:rPr>
+        <w:t>DreamGrid</w:t>
+      </w:r>
+    </w:p>
+    <w:p>
+      <w:pPr>
+        <w:spacing w:line="240" w:lineRule="auto"/>
+        <w:jc w:val="both"/>
+        <w:rPr>
+          <w:rFonts w:cs="Courier New"/>
+          <w:i/>
+          <w:iCs/>
+        </w:rPr>
+      </w:pPr>
+      <w:proofErr w:type="spellStart"/>
+      <w:r>
+        <w:rPr>
+          <w:rFonts w:cs="Courier New"/>
+          <w:i/>
+          <w:iCs/>
+        </w:rPr>
+        <w:t>StartDreamGrid</w:t>
+      </w:r>
+      <w:proofErr w:type="spellEnd"/>
+      <w:r>
+        <w:rPr>
+          <w:rFonts w:cs="Courier New"/>
+          <w:i/>
+          <w:iCs/>
+        </w:rPr>
+        <w:t xml:space="preserve"> will boot all enabled regions.</w:t>
+      </w:r>
+    </w:p>
+    <w:p>
+      <w:pPr>
+        <w:spacing w:line="240" w:lineRule="auto"/>
+        <w:ind w:firstLine="720"/>
+        <w:rPr>
+          <w:rFonts w:cs="Courier New"/>
+        </w:rPr>
+      </w:pPr>
+      <w:proofErr w:type="spellStart"/>
+      <w:r>
+        <w:rPr>
+          <w:rFonts w:cs="Courier New"/>
+          <w:i/>
+          <w:iCs/>
+        </w:rPr>
+        <w:t>url</w:t>
+      </w:r>
+      <w:proofErr w:type="spellEnd"/>
+      <w:r>
+        <w:rPr>
+          <w:rFonts w:cs="Courier New"/>
+          <w:i/>
+          <w:iCs/>
+        </w:rPr>
+        <w:t xml:space="preserve"> = http://127.0.0.1:8001?command=StartDreamGrid&amp;Password={HASH}</w:t>
+      </w:r>
+    </w:p>
+    <w:p>
+      <w:pPr>
+        <w:spacing w:line="240" w:lineRule="auto"/>
+        <w:jc w:val="both"/>
+        <w:rPr>
+          <w:rFonts w:cs="Courier New"/>
+          <w:i/>
+          <w:iCs/>
+        </w:rPr>
+      </w:pPr>
+      <w:proofErr w:type="spellStart"/>
+      <w:r>
+        <w:rPr>
+          <w:rFonts w:cs="Courier New"/>
+          <w:i/>
+          <w:iCs/>
+        </w:rPr>
+        <w:t>StopDreamGrid</w:t>
+      </w:r>
+      <w:proofErr w:type="spellEnd"/>
+      <w:r>
+        <w:rPr>
+          <w:rFonts w:cs="Courier New"/>
+          <w:i/>
+          <w:iCs/>
+        </w:rPr>
+        <w:t xml:space="preserve"> will stop all enabled regions.</w:t>
+      </w:r>
+    </w:p>
+    <w:p>
+      <w:pPr>
+        <w:spacing w:line="240" w:lineRule="auto"/>
+        <w:ind w:firstLine="720"/>
+        <w:rPr>
+          <w:rFonts w:cs="Courier New"/>
+        </w:rPr>
+      </w:pPr>
+      <w:proofErr w:type="spellStart"/>
+      <w:r>
+        <w:rPr>
+          <w:rFonts w:cs="Courier New"/>
+          <w:i/>
+          <w:iCs/>
+        </w:rPr>
+        <w:t>url</w:t>
+      </w:r>
+      <w:proofErr w:type="spellEnd"/>
+      <w:r>
+        <w:rPr>
+          <w:rFonts w:cs="Courier New"/>
+          <w:i/>
+          <w:iCs/>
+        </w:rPr>
+        <w:t xml:space="preserve"> = http://127.0.0.1:8001?command=StopDreamGrid&amp;Password={HASH}</w:t>
+      </w:r>
+    </w:p>
+    <w:p>
+      <w:pPr>
+        <w:pStyle w:val="Heading4"/>
+        <w:rPr>
+          <w:rFonts w:cs="Courier New"/>
+          <w:i/>
+          <w:iCs/>
+        </w:rPr>
+      </w:pPr>
+      <w:r>
+        <w:rPr>
+          <w:rFonts w:cs="Courier New"/>
+          <w:i/>
+          <w:iCs/>
+        </w:rPr>
+        <w:t xml:space="preserve">Start/Stop </w:t>
+      </w:r>
+      <w:r>
+        <w:rPr>
+          <w:rFonts w:cs="Courier New"/>
+          <w:i/>
+          <w:iCs/>
+        </w:rPr>
+        <w:t>Mysql</w:t>
+      </w:r>
+    </w:p>
+    <w:p>
+      <w:pPr>
+        <w:rPr>
+          <w:rFonts w:cs="Courier New"/>
+          <w:i/>
+          <w:iCs/>
+        </w:rPr>
+      </w:pPr>
+      <w:proofErr w:type="spellStart"/>
+      <w:r>
+        <w:rPr>
+          <w:rFonts w:cs="Courier New"/>
+          <w:i/>
+          <w:iCs/>
+        </w:rPr>
+        <w:t>Mysql</w:t>
+      </w:r>
+      <w:proofErr w:type="spellEnd"/>
+      <w:r>
+        <w:rPr>
+          <w:rFonts w:cs="Courier New"/>
+          <w:i/>
+          <w:iCs/>
+        </w:rPr>
+        <w:t xml:space="preserve"> </w:t>
+      </w:r>
       <w:proofErr w:type="gramStart"/>
       <w:r>
         <w:rPr>
           <w:rFonts w:cs="Courier New"/>
-        </w:rPr>
-        <w:t>UrlEncode</w:t>
-      </w:r>
-      <w:proofErr w:type="spellEnd"/>
-      <w:r>
-        <w:rPr>
-          <w:rFonts w:cs="Courier New"/>
-        </w:rPr>
-        <w:t>(</w:t>
-      </w:r>
-      <w:proofErr w:type="spellStart"/>
+          <w:i/>
+          <w:iCs/>
+        </w:rPr>
+        <w:t>is started</w:t>
+      </w:r>
       <w:proofErr w:type="gramEnd"/>
       <w:r>
         <w:rPr>
           <w:rFonts w:cs="Courier New"/>
-        </w:rPr>
-        <w:t>regionUuid.ToString</w:t>
-      </w:r>
-      <w:proofErr w:type="spellEnd"/>
-      <w:r>
-        <w:rPr>
-          <w:rFonts w:cs="Courier New"/>
-        </w:rPr>
-        <w:t>())}</w:t>
-      </w:r>
-      <w:r>
-        <w:rPr>
-          <w:rFonts w:cs="Courier New"/>
-        </w:rPr>
-        <w:br/>
-      </w:r>
-      <w:r>
-        <w:rPr>
-          <w:rFonts w:cs="Courier New"/>
-        </w:rPr>
-        <w:t>&amp;param={</w:t>
-      </w:r>
-      <w:proofErr w:type="spellStart"/>
-      <w:r>
-        <w:rPr>
-          <w:rFonts w:cs="Courier New"/>
-        </w:rPr>
-        <w:t>HttpUtility.UrlEncode</w:t>
-      </w:r>
-      <w:proofErr w:type="spellEnd"/>
-      <w:r>
-        <w:rPr>
-          <w:rFonts w:cs="Courier New"/>
-        </w:rPr>
-        <w:t>(</w:t>
+          <w:i/>
+          <w:iCs/>
+        </w:rPr>
+        <w:t xml:space="preserve"> when DreamGrid is </w:t>
       </w:r>
       <w:proofErr w:type="gramStart"/>
       <w:r>
         <w:rPr>
           <w:rFonts w:cs="Courier New"/>
-        </w:rPr>
-        <w:t>param)}</w:t>
+          <w:i/>
+          <w:iCs/>
+        </w:rPr>
+        <w:t>started..</w:t>
       </w:r>
       <w:proofErr w:type="gramEnd"/>
     </w:p>
     <w:p>
       <w:pPr>
         <w:spacing w:line="240" w:lineRule="auto"/>
-        <w:rPr>
-          <w:rFonts w:cs="Courier New"/>
-        </w:rPr>
-      </w:pPr>
-      <w:proofErr w:type="spellStart"/>
-      <w:r>
-        <w:rPr>
-          <w:rFonts w:cs="Courier New"/>
-          <w:i/>
-          <w:iCs/>
-        </w:rPr>
-        <w:t>LanIP</w:t>
-      </w:r>
-      <w:proofErr w:type="spellEnd"/>
-      <w:r>
-        <w:rPr>
-          <w:rFonts w:cs="Courier New"/>
-        </w:rPr>
-        <w:t>=127</w:t>
-      </w:r>
-      <w:r>
-        <w:rPr>
-          <w:rFonts w:cs="Courier New"/>
-        </w:rPr>
-        <w:t>.</w:t>
-      </w:r>
-      <w:r>
-        <w:rPr>
-          <w:rFonts w:cs="Courier New"/>
-        </w:rPr>
-        <w:t>0.0</w:t>
-      </w:r>
-      <w:r>
-        <w:rPr>
-          <w:rFonts w:cs="Courier New"/>
-        </w:rPr>
-        <w:t>.</w:t>
-      </w:r>
-      <w:r>
-        <w:rPr>
-          <w:rFonts w:cs="Courier New"/>
-        </w:rPr>
-        <w:t>1</w:t>
-      </w:r>
-    </w:p>
-    <w:p>
-      <w:pPr>
-        <w:spacing w:line="240" w:lineRule="auto"/>
-        <w:rPr>
-          <w:rFonts w:cs="Courier New"/>
-        </w:rPr>
-      </w:pPr>
-      <w:r>
-        <w:rPr>
-          <w:rFonts w:cs="Courier New"/>
-        </w:rPr>
-        <w:t xml:space="preserve">127.0.0.1 is only reachable from the server.  May be the LAN IP of the server, which is reachable </w:t>
-      </w:r>
-      <w:r>
-        <w:rPr>
-          <w:rFonts w:cs="Courier New"/>
-        </w:rPr>
-        <w:t xml:space="preserve">anywhere </w:t>
-      </w:r>
-      <w:r>
-        <w:rPr>
-          <w:rFonts w:cs="Courier New"/>
-        </w:rPr>
-        <w:t>on the LAN.  This can also be a</w:t>
-      </w:r>
-      <w:r>
-        <w:rPr>
-          <w:rFonts w:cs="Courier New"/>
-        </w:rPr>
-        <w:t>n</w:t>
-      </w:r>
-      <w:r>
-        <w:rPr>
-          <w:rFonts w:cs="Courier New"/>
-        </w:rPr>
-        <w:t xml:space="preserve"> Internet exposed public IP or DNS name if the ports are forwarded via NAT.</w:t>
-      </w:r>
-    </w:p>
-    <w:p>
-      <w:pPr>
-        <w:spacing w:line="240" w:lineRule="auto"/>
-        <w:rPr>
-          <w:rFonts w:cs="Courier New"/>
-        </w:rPr>
-      </w:pPr>
-      <w:r>
-        <w:rPr>
-          <w:rFonts w:cs="Courier New"/>
-        </w:rPr>
-        <w:t>All commands return data, or an ACK or a NAK</w:t>
-      </w:r>
-    </w:p>
-    <w:p>
-      <w:pPr>
-        <w:spacing w:line="240" w:lineRule="auto"/>
-        <w:rPr>
-          <w:rFonts w:cs="Courier New"/>
-        </w:rPr>
-      </w:pPr>
-      <w:proofErr w:type="spellStart"/>
-      <w:r>
-        <w:rPr>
-          <w:rFonts w:cs="Courier New"/>
-          <w:i/>
-          <w:iCs/>
-        </w:rPr>
-        <w:t>DiagnosticPort</w:t>
-      </w:r>
-      <w:proofErr w:type="spellEnd"/>
-      <w:r>
-        <w:rPr>
-          <w:rFonts w:cs="Courier New"/>
-        </w:rPr>
-        <w:t>=8001 as set in Setup-&gt;Settings-&gt;Network Ports</w:t>
-      </w:r>
-    </w:p>
-    <w:p>
-      <w:pPr>
-        <w:spacing w:line="240" w:lineRule="auto"/>
-        <w:rPr>
-          <w:rFonts w:cs="Courier New"/>
-        </w:rPr>
-      </w:pPr>
-      <w:r>
-        <w:rPr>
-          <w:rFonts w:cs="Courier New"/>
-          <w:i/>
-          <w:iCs/>
-        </w:rPr>
-        <w:t>Password</w:t>
-      </w:r>
-      <w:r>
-        <w:rPr>
-          <w:rFonts w:cs="Courier New"/>
-        </w:rPr>
-        <w:t>={</w:t>
-      </w:r>
-      <w:proofErr w:type="spellStart"/>
-      <w:proofErr w:type="gramStart"/>
-      <w:r>
-        <w:rPr>
-          <w:rFonts w:cs="Courier New"/>
-        </w:rPr>
-        <w:t>UrlEncode</w:t>
-      </w:r>
-      <w:proofErr w:type="spellEnd"/>
-      <w:r>
-        <w:rPr>
-          <w:rFonts w:cs="Courier New"/>
-        </w:rPr>
-        <w:t>(</w:t>
-      </w:r>
-      <w:proofErr w:type="spellStart"/>
-      <w:r>
-        <w:rPr>
-          <w:rFonts w:cs="Courier New"/>
-        </w:rPr>
-        <w:t>MachineHash</w:t>
-      </w:r>
-      <w:proofErr w:type="spellEnd"/>
-      <w:r>
-        <w:rPr>
-          <w:rFonts w:cs="Courier New"/>
-        </w:rPr>
-        <w:t>())}</w:t>
-      </w:r>
-      <w:proofErr w:type="gramEnd"/>
-    </w:p>
-    <w:p>
-      <w:pPr>
-        <w:spacing w:line="240" w:lineRule="auto"/>
-        <w:rPr>
-          <w:rFonts w:cs="Courier New"/>
-        </w:rPr>
-      </w:pPr>
-      <w:r>
-        <w:rPr>
-          <w:rFonts w:cs="Courier New"/>
-        </w:rPr>
-        <w:t xml:space="preserve">The </w:t>
-      </w:r>
-      <w:proofErr w:type="spellStart"/>
-      <w:r>
-        <w:rPr>
-          <w:rFonts w:cs="Courier New"/>
-          <w:i/>
-          <w:iCs/>
-        </w:rPr>
-        <w:t>MachineHash</w:t>
-      </w:r>
-      <w:proofErr w:type="spellEnd"/>
-      <w:r>
-        <w:rPr>
-          <w:rFonts w:cs="Courier New"/>
-        </w:rPr>
-        <w:t xml:space="preserve"> </w:t>
-      </w:r>
-      <w:proofErr w:type="gramStart"/>
-      <w:r>
-        <w:rPr>
-          <w:rFonts w:cs="Courier New"/>
-        </w:rPr>
-        <w:t>i</w:t>
-      </w:r>
-      <w:r>
-        <w:rPr>
-          <w:rFonts w:cs="Courier New"/>
-        </w:rPr>
-        <w:t>s located in</w:t>
-      </w:r>
-      <w:proofErr w:type="gramEnd"/>
-      <w:r>
-        <w:rPr>
-          <w:rFonts w:cs="Courier New"/>
-        </w:rPr>
-        <w:t xml:space="preserve"> Settings.INI or Opensim.ini</w:t>
-      </w:r>
-      <w:r>
-        <w:rPr>
-          <w:rFonts w:cs="Courier New"/>
-        </w:rPr>
-        <w:t xml:space="preserve"> which is the MD5 of the DYN DNS password found in HG DNS Name</w:t>
-      </w:r>
-      <w:r>
-        <w:rPr>
-          <w:rFonts w:cs="Courier New"/>
-        </w:rPr>
-        <w:t>. This needs to be URL-Encoded as it uses dashes.</w:t>
-      </w:r>
-    </w:p>
-    <w:p>
-      <w:pPr>
-        <w:spacing w:line="240" w:lineRule="auto"/>
         <w:jc w:val="both"/>
         <w:rPr>
           <w:rFonts w:cs="Courier New"/>
-        </w:rPr>
-      </w:pPr>
-      <w:proofErr w:type="spellStart"/>
-      <w:r>
-        <w:rPr>
-          <w:rFonts w:cs="Courier New"/>
-          <w:i/>
-          <w:iCs/>
-        </w:rPr>
-        <w:t>RegionUUID</w:t>
-      </w:r>
-      <w:proofErr w:type="spellEnd"/>
-      <w:r>
-        <w:rPr>
-          <w:rFonts w:cs="Courier New"/>
-        </w:rPr>
-        <w:t xml:space="preserve"> is the desired region to control and is URL-encoded.</w:t>
+          <w:i/>
+          <w:iCs/>
+        </w:rPr>
+      </w:pPr>
+      <w:proofErr w:type="spellStart"/>
+      <w:r>
+        <w:rPr>
+          <w:rFonts w:cs="Courier New"/>
+          <w:i/>
+          <w:iCs/>
+        </w:rPr>
+        <w:t>StartMysql</w:t>
+      </w:r>
+      <w:proofErr w:type="spellEnd"/>
+      <w:r>
+        <w:rPr>
+          <w:rFonts w:cs="Courier New"/>
+          <w:i/>
+          <w:iCs/>
+        </w:rPr>
+        <w:t xml:space="preserve"> – will boot </w:t>
+      </w:r>
+      <w:proofErr w:type="spellStart"/>
+      <w:r>
+        <w:rPr>
+          <w:rFonts w:cs="Courier New"/>
+          <w:i/>
+          <w:iCs/>
+        </w:rPr>
+        <w:t>mysql</w:t>
+      </w:r>
+      <w:proofErr w:type="spellEnd"/>
+      <w:r>
+        <w:rPr>
+          <w:rFonts w:cs="Courier New"/>
+          <w:i/>
+          <w:iCs/>
+        </w:rPr>
+        <w:t xml:space="preserve"> if not running.</w:t>
+      </w:r>
+    </w:p>
+    <w:p>
+      <w:pPr>
+        <w:spacing w:line="240" w:lineRule="auto"/>
+        <w:ind w:firstLine="720"/>
+        <w:rPr>
+          <w:rFonts w:cs="Courier New"/>
+          <w:i/>
+          <w:iCs/>
+        </w:rPr>
+      </w:pPr>
+      <w:proofErr w:type="spellStart"/>
+      <w:r>
+        <w:rPr>
+          <w:rFonts w:cs="Courier New"/>
+          <w:i/>
+          <w:iCs/>
+        </w:rPr>
+        <w:t>url</w:t>
+      </w:r>
+      <w:proofErr w:type="spellEnd"/>
+      <w:r>
+        <w:rPr>
+          <w:rFonts w:cs="Courier New"/>
+          <w:i/>
+          <w:iCs/>
+        </w:rPr>
+        <w:t xml:space="preserve"> = http://127.0.0.1:8001?command= </w:t>
+      </w:r>
+      <w:proofErr w:type="spellStart"/>
+      <w:r>
+        <w:rPr>
+          <w:rFonts w:cs="Courier New"/>
+          <w:i/>
+          <w:iCs/>
+        </w:rPr>
+        <w:t>StartMysql</w:t>
+      </w:r>
+      <w:proofErr w:type="spellEnd"/>
+      <w:r>
+        <w:rPr>
+          <w:rFonts w:cs="Courier New"/>
+          <w:i/>
+          <w:iCs/>
+        </w:rPr>
+        <w:t xml:space="preserve"> &amp;Password={HASH}</w:t>
       </w:r>
     </w:p>
     <w:p>
@@ -594,41 +1540,40 @@
           <w:i/>
           <w:iCs/>
         </w:rPr>
-        <w:t>RegionCommand</w:t>
-      </w:r>
-      <w:proofErr w:type="spellEnd"/>
-      <w:r>
-        <w:rPr>
-          <w:rFonts w:cs="Courier New"/>
-          <w:i/>
-          <w:iCs/>
-        </w:rPr>
-        <w:t xml:space="preserve"> accepts many parameters</w:t>
-      </w:r>
-    </w:p>
-    <w:p>
-      <w:pPr>
-        <w:pStyle w:val="Heading3"/>
-        <w:rPr>
-          <w:rFonts w:cs="Courier New"/>
-        </w:rPr>
-      </w:pPr>
-      <w:r>
-        <w:rPr>
-          <w:rFonts w:cs="Courier New"/>
-        </w:rPr>
-        <w:t>Command</w:t>
-      </w:r>
-      <w:r>
-        <w:rPr>
-          <w:rFonts w:cs="Courier New"/>
-        </w:rPr>
-        <w:t xml:space="preserve"> LIST</w:t>
-      </w:r>
-    </w:p>
-    <w:p>
-      <w:pPr>
-        <w:spacing w:line="240" w:lineRule="auto"/>
+        <w:t>StopMysql</w:t>
+      </w:r>
+      <w:proofErr w:type="spellEnd"/>
+      <w:r>
+        <w:rPr>
+          <w:rFonts w:cs="Courier New"/>
+          <w:i/>
+          <w:iCs/>
+        </w:rPr>
+        <w:t xml:space="preserve"> – will stop </w:t>
+      </w:r>
+      <w:proofErr w:type="spellStart"/>
+      <w:r>
+        <w:rPr>
+          <w:rFonts w:cs="Courier New"/>
+          <w:i/>
+          <w:iCs/>
+        </w:rPr>
+        <w:t>Mysql</w:t>
+      </w:r>
+      <w:proofErr w:type="spellEnd"/>
+      <w:r>
+        <w:rPr>
+          <w:rFonts w:cs="Courier New"/>
+          <w:i/>
+          <w:iCs/>
+        </w:rPr>
+        <w:t xml:space="preserve"> if running</w:t>
+      </w:r>
+    </w:p>
+    <w:p>
+      <w:pPr>
+        <w:spacing w:line="240" w:lineRule="auto"/>
+        <w:ind w:firstLine="720"/>
         <w:jc w:val="both"/>
         <w:rPr>
           <w:rFonts w:cs="Courier New"/>
@@ -636,738 +1581,23 @@
           <w:iCs/>
         </w:rPr>
       </w:pPr>
-    </w:p>
-    <w:p>
-      <w:pPr>
-        <w:numPr>
-          <w:ilvl w:val="0"/>
-          <w:numId w:val="13"/>
-        </w:numPr>
-        <w:spacing w:line="240" w:lineRule="auto"/>
-        <w:jc w:val="both"/>
-        <w:rPr>
-          <w:rFonts w:cs="Courier New"/>
-          <w:i/>
-          <w:iCs/>
-        </w:rPr>
-      </w:pPr>
-      <w:r>
-        <w:rPr>
-          <w:rFonts w:cs="Courier New"/>
-          <w:i/>
-          <w:iCs/>
-        </w:rPr>
-        <w:t>"</w:t>
-      </w:r>
-      <w:proofErr w:type="spellStart"/>
-      <w:r>
-        <w:rPr>
-          <w:rFonts w:cs="Courier New"/>
-          <w:i/>
-          <w:iCs/>
-        </w:rPr>
-        <w:t>RegionCommand</w:t>
-      </w:r>
-      <w:proofErr w:type="spellEnd"/>
-      <w:r>
-        <w:rPr>
-          <w:rFonts w:cs="Courier New"/>
-          <w:i/>
-          <w:iCs/>
-        </w:rPr>
-        <w:t>"</w:t>
-      </w:r>
-    </w:p>
-    <w:p>
-      <w:pPr>
-        <w:numPr>
-          <w:ilvl w:val="0"/>
-          <w:numId w:val="13"/>
-        </w:numPr>
-        <w:spacing w:line="240" w:lineRule="auto"/>
-        <w:jc w:val="both"/>
-        <w:rPr>
-          <w:rFonts w:cs="Courier New"/>
-          <w:i/>
-          <w:iCs/>
-        </w:rPr>
-      </w:pPr>
-      <w:r>
-        <w:rPr>
-          <w:rFonts w:cs="Courier New"/>
-          <w:i/>
-          <w:iCs/>
-        </w:rPr>
-        <w:t>"</w:t>
-      </w:r>
-      <w:proofErr w:type="spellStart"/>
-      <w:r>
-        <w:rPr>
-          <w:rFonts w:cs="Courier New"/>
-          <w:i/>
-          <w:iCs/>
-        </w:rPr>
-        <w:t>RegionStatus</w:t>
-      </w:r>
-      <w:proofErr w:type="spellEnd"/>
-      <w:r>
-        <w:rPr>
-          <w:rFonts w:cs="Courier New"/>
-          <w:i/>
-          <w:iCs/>
-        </w:rPr>
-        <w:t>"</w:t>
-      </w:r>
-    </w:p>
-    <w:p>
-      <w:pPr>
-        <w:numPr>
-          <w:ilvl w:val="0"/>
-          <w:numId w:val="13"/>
-        </w:numPr>
-        <w:spacing w:line="240" w:lineRule="auto"/>
-        <w:jc w:val="both"/>
-        <w:rPr>
-          <w:rFonts w:cs="Courier New"/>
-          <w:i/>
-          <w:iCs/>
-        </w:rPr>
-      </w:pPr>
-      <w:r>
-        <w:rPr>
-          <w:rFonts w:cs="Courier New"/>
-          <w:i/>
-          <w:iCs/>
-        </w:rPr>
-        <w:t>"</w:t>
-      </w:r>
-      <w:proofErr w:type="spellStart"/>
-      <w:r>
-        <w:rPr>
-          <w:rFonts w:cs="Courier New"/>
-          <w:i/>
-          <w:iCs/>
-        </w:rPr>
-        <w:t>StartDreamGrid</w:t>
-      </w:r>
-      <w:proofErr w:type="spellEnd"/>
-      <w:r>
-        <w:rPr>
-          <w:rFonts w:cs="Courier New"/>
-          <w:i/>
-          <w:iCs/>
-        </w:rPr>
-        <w:t>"</w:t>
-      </w:r>
-    </w:p>
-    <w:p>
-      <w:pPr>
-        <w:numPr>
-          <w:ilvl w:val="0"/>
-          <w:numId w:val="13"/>
-        </w:numPr>
-        <w:spacing w:line="240" w:lineRule="auto"/>
-        <w:jc w:val="both"/>
-        <w:rPr>
-          <w:rFonts w:cs="Courier New"/>
-          <w:i/>
-          <w:iCs/>
-        </w:rPr>
-      </w:pPr>
-      <w:r>
-        <w:rPr>
-          <w:rFonts w:cs="Courier New"/>
-          <w:i/>
-          <w:iCs/>
-        </w:rPr>
-        <w:t>"</w:t>
-      </w:r>
-      <w:proofErr w:type="spellStart"/>
-      <w:r>
-        <w:rPr>
-          <w:rFonts w:cs="Courier New"/>
-          <w:i/>
-          <w:iCs/>
-        </w:rPr>
-        <w:t>StopDreamGrid</w:t>
-      </w:r>
-      <w:proofErr w:type="spellEnd"/>
-      <w:r>
-        <w:rPr>
-          <w:rFonts w:cs="Courier New"/>
-          <w:i/>
-          <w:iCs/>
-        </w:rPr>
-        <w:t>"</w:t>
-      </w:r>
-    </w:p>
-    <w:p>
-      <w:pPr>
-        <w:numPr>
-          <w:ilvl w:val="0"/>
-          <w:numId w:val="13"/>
-        </w:numPr>
-        <w:spacing w:line="240" w:lineRule="auto"/>
-        <w:jc w:val="both"/>
-        <w:rPr>
-          <w:rFonts w:cs="Courier New"/>
-          <w:i/>
-          <w:iCs/>
-        </w:rPr>
-      </w:pPr>
-      <w:r>
-        <w:rPr>
-          <w:rFonts w:cs="Courier New"/>
-          <w:i/>
-          <w:iCs/>
-        </w:rPr>
-        <w:t>"</w:t>
-      </w:r>
-      <w:proofErr w:type="spellStart"/>
-      <w:r>
-        <w:rPr>
-          <w:rFonts w:cs="Courier New"/>
-          <w:i/>
-          <w:iCs/>
-        </w:rPr>
-        <w:t>RegionList</w:t>
-      </w:r>
-      <w:proofErr w:type="spellEnd"/>
-      <w:r>
-        <w:rPr>
-          <w:rFonts w:cs="Courier New"/>
-          <w:i/>
-          <w:iCs/>
-        </w:rPr>
-        <w:t>"</w:t>
-      </w:r>
-    </w:p>
-    <w:p>
-      <w:pPr>
-        <w:numPr>
-          <w:ilvl w:val="0"/>
-          <w:numId w:val="13"/>
-        </w:numPr>
-        <w:spacing w:line="240" w:lineRule="auto"/>
-        <w:jc w:val="both"/>
-        <w:rPr>
-          <w:rFonts w:cs="Courier New"/>
-          <w:i/>
-          <w:iCs/>
-        </w:rPr>
-      </w:pPr>
-      <w:r>
-        <w:rPr>
-          <w:rFonts w:cs="Courier New"/>
-          <w:i/>
-          <w:iCs/>
-        </w:rPr>
-        <w:t>"</w:t>
-      </w:r>
-      <w:proofErr w:type="spellStart"/>
-      <w:r>
-        <w:rPr>
-          <w:rFonts w:cs="Courier New"/>
-          <w:i/>
-          <w:iCs/>
-        </w:rPr>
-        <w:t>RestartRegion</w:t>
-      </w:r>
-      <w:proofErr w:type="spellEnd"/>
-    </w:p>
-    <w:p>
-      <w:pPr>
-        <w:numPr>
-          <w:ilvl w:val="0"/>
-          <w:numId w:val="13"/>
-        </w:numPr>
-        <w:spacing w:line="240" w:lineRule="auto"/>
-        <w:jc w:val="both"/>
-        <w:rPr>
-          <w:rFonts w:cs="Courier New"/>
-          <w:i/>
-          <w:iCs/>
-        </w:rPr>
-      </w:pPr>
-      <w:r>
-        <w:rPr>
-          <w:rFonts w:cs="Courier New"/>
-          <w:i/>
-          <w:iCs/>
-        </w:rPr>
-        <w:t>"</w:t>
-      </w:r>
-      <w:proofErr w:type="spellStart"/>
-      <w:r>
-        <w:rPr>
-          <w:rFonts w:cs="Courier New"/>
-          <w:i/>
-          <w:iCs/>
-        </w:rPr>
-        <w:t>SaveIAR</w:t>
-      </w:r>
-      <w:proofErr w:type="spellEnd"/>
-      <w:r>
-        <w:rPr>
-          <w:rFonts w:cs="Courier New"/>
-          <w:i/>
-          <w:iCs/>
-        </w:rPr>
-        <w:t>"</w:t>
-      </w:r>
-    </w:p>
-    <w:p>
-      <w:pPr>
-        <w:numPr>
-          <w:ilvl w:val="0"/>
-          <w:numId w:val="13"/>
-        </w:numPr>
-        <w:spacing w:line="240" w:lineRule="auto"/>
-        <w:jc w:val="both"/>
-        <w:rPr>
-          <w:rFonts w:cs="Courier New"/>
-          <w:i/>
-          <w:iCs/>
-        </w:rPr>
-      </w:pPr>
-      <w:r>
-        <w:rPr>
-          <w:rFonts w:cs="Courier New"/>
-          <w:i/>
-          <w:iCs/>
-        </w:rPr>
-        <w:t>"</w:t>
-      </w:r>
-      <w:proofErr w:type="spellStart"/>
-      <w:r>
-        <w:rPr>
-          <w:rFonts w:cs="Courier New"/>
-          <w:i/>
-          <w:iCs/>
-        </w:rPr>
-        <w:t>SaveOAR</w:t>
-      </w:r>
-      <w:proofErr w:type="spellEnd"/>
-      <w:r>
-        <w:rPr>
-          <w:rFonts w:cs="Courier New"/>
-          <w:i/>
-          <w:iCs/>
-        </w:rPr>
-        <w:t>"</w:t>
-      </w:r>
-    </w:p>
-    <w:p>
-      <w:pPr>
-        <w:numPr>
-          <w:ilvl w:val="0"/>
-          <w:numId w:val="13"/>
-        </w:numPr>
-        <w:spacing w:line="240" w:lineRule="auto"/>
-        <w:jc w:val="both"/>
-        <w:rPr>
-          <w:rFonts w:cs="Courier New"/>
-          <w:i/>
-          <w:iCs/>
-        </w:rPr>
-      </w:pPr>
-      <w:r>
-        <w:rPr>
-          <w:rFonts w:cs="Courier New"/>
-          <w:i/>
-          <w:iCs/>
-        </w:rPr>
-        <w:lastRenderedPageBreak/>
-        <w:t>"</w:t>
-      </w:r>
-      <w:proofErr w:type="spellStart"/>
-      <w:r>
-        <w:rPr>
-          <w:rFonts w:cs="Courier New"/>
-          <w:i/>
-          <w:iCs/>
-        </w:rPr>
-        <w:t>StartApache</w:t>
-      </w:r>
-      <w:proofErr w:type="spellEnd"/>
-      <w:r>
-        <w:rPr>
-          <w:rFonts w:cs="Courier New"/>
-          <w:i/>
-          <w:iCs/>
-        </w:rPr>
-        <w:t>"</w:t>
-      </w:r>
-    </w:p>
-    <w:p>
-      <w:pPr>
-        <w:numPr>
-          <w:ilvl w:val="0"/>
-          <w:numId w:val="13"/>
-        </w:numPr>
-        <w:spacing w:line="240" w:lineRule="auto"/>
-        <w:jc w:val="both"/>
-        <w:rPr>
-          <w:rFonts w:cs="Courier New"/>
-          <w:i/>
-          <w:iCs/>
-        </w:rPr>
-      </w:pPr>
-      <w:r>
-        <w:rPr>
-          <w:rFonts w:cs="Courier New"/>
-          <w:i/>
-          <w:iCs/>
-        </w:rPr>
-        <w:t>"</w:t>
-      </w:r>
-      <w:proofErr w:type="spellStart"/>
-      <w:r>
-        <w:rPr>
-          <w:rFonts w:cs="Courier New"/>
-          <w:i/>
-          <w:iCs/>
-        </w:rPr>
-        <w:t>StartIcecast</w:t>
-      </w:r>
-      <w:proofErr w:type="spellEnd"/>
-      <w:r>
-        <w:rPr>
-          <w:rFonts w:cs="Courier New"/>
-          <w:i/>
-          <w:iCs/>
-        </w:rPr>
-        <w:t>"</w:t>
-      </w:r>
-    </w:p>
-    <w:p>
-      <w:pPr>
-        <w:numPr>
-          <w:ilvl w:val="0"/>
-          <w:numId w:val="13"/>
-        </w:numPr>
-        <w:spacing w:line="240" w:lineRule="auto"/>
-        <w:jc w:val="both"/>
-        <w:rPr>
-          <w:rFonts w:cs="Courier New"/>
-          <w:i/>
-          <w:iCs/>
-        </w:rPr>
-      </w:pPr>
-      <w:r>
-        <w:rPr>
-          <w:rFonts w:cs="Courier New"/>
-          <w:i/>
-          <w:iCs/>
-        </w:rPr>
-        <w:t>"</w:t>
-      </w:r>
-      <w:proofErr w:type="spellStart"/>
-      <w:r>
-        <w:rPr>
-          <w:rFonts w:cs="Courier New"/>
-          <w:i/>
-          <w:iCs/>
-        </w:rPr>
-        <w:t>StartMysql</w:t>
-      </w:r>
-      <w:proofErr w:type="spellEnd"/>
-      <w:r>
-        <w:rPr>
-          <w:rFonts w:cs="Courier New"/>
-          <w:i/>
-          <w:iCs/>
-        </w:rPr>
-        <w:t>"</w:t>
-      </w:r>
-    </w:p>
-    <w:p>
-      <w:pPr>
-        <w:numPr>
-          <w:ilvl w:val="0"/>
-          <w:numId w:val="13"/>
-        </w:numPr>
-        <w:spacing w:line="240" w:lineRule="auto"/>
-        <w:jc w:val="both"/>
-        <w:rPr>
-          <w:rFonts w:cs="Courier New"/>
-          <w:i/>
-          <w:iCs/>
-        </w:rPr>
-      </w:pPr>
-      <w:r>
-        <w:rPr>
-          <w:rFonts w:cs="Courier New"/>
-          <w:i/>
-          <w:iCs/>
-        </w:rPr>
-        <w:t>"</w:t>
-      </w:r>
-      <w:proofErr w:type="spellStart"/>
-      <w:r>
-        <w:rPr>
-          <w:rFonts w:cs="Courier New"/>
-          <w:i/>
-          <w:iCs/>
-        </w:rPr>
-        <w:t>StartRegion</w:t>
-      </w:r>
-      <w:proofErr w:type="spellEnd"/>
-      <w:r>
-        <w:rPr>
-          <w:rFonts w:cs="Courier New"/>
-          <w:i/>
-          <w:iCs/>
-        </w:rPr>
-        <w:t>"</w:t>
-      </w:r>
-    </w:p>
-    <w:p>
-      <w:pPr>
-        <w:numPr>
-          <w:ilvl w:val="0"/>
-          <w:numId w:val="13"/>
-        </w:numPr>
-        <w:spacing w:line="240" w:lineRule="auto"/>
-        <w:jc w:val="both"/>
-        <w:rPr>
-          <w:rFonts w:cs="Courier New"/>
-          <w:i/>
-          <w:iCs/>
-        </w:rPr>
-      </w:pPr>
-      <w:r>
-        <w:rPr>
-          <w:rFonts w:cs="Courier New"/>
-          <w:i/>
-          <w:iCs/>
-        </w:rPr>
-        <w:t>"</w:t>
-      </w:r>
-      <w:proofErr w:type="spellStart"/>
-      <w:r>
-        <w:rPr>
-          <w:rFonts w:cs="Courier New"/>
-          <w:i/>
-          <w:iCs/>
-        </w:rPr>
-        <w:t>StartRobust</w:t>
-      </w:r>
-      <w:proofErr w:type="spellEnd"/>
-      <w:r>
-        <w:rPr>
-          <w:rFonts w:cs="Courier New"/>
-          <w:i/>
-          <w:iCs/>
-        </w:rPr>
-        <w:t>"</w:t>
-      </w:r>
-    </w:p>
-    <w:p>
-      <w:pPr>
-        <w:numPr>
-          <w:ilvl w:val="0"/>
-          <w:numId w:val="13"/>
-        </w:numPr>
-        <w:spacing w:line="240" w:lineRule="auto"/>
-        <w:jc w:val="both"/>
-        <w:rPr>
-          <w:rFonts w:cs="Courier New"/>
-          <w:i/>
-          <w:iCs/>
-        </w:rPr>
-      </w:pPr>
-      <w:r>
-        <w:rPr>
-          <w:rFonts w:cs="Courier New"/>
-          <w:i/>
-          <w:iCs/>
-        </w:rPr>
-        <w:t>"</w:t>
-      </w:r>
-      <w:proofErr w:type="spellStart"/>
-      <w:r>
-        <w:rPr>
-          <w:rFonts w:cs="Courier New"/>
-          <w:i/>
-          <w:iCs/>
-        </w:rPr>
-        <w:t>StopApache</w:t>
-      </w:r>
-      <w:proofErr w:type="spellEnd"/>
-      <w:r>
-        <w:rPr>
-          <w:rFonts w:cs="Courier New"/>
-          <w:i/>
-          <w:iCs/>
-        </w:rPr>
-        <w:t>"</w:t>
-      </w:r>
-    </w:p>
-    <w:p>
-      <w:pPr>
-        <w:numPr>
-          <w:ilvl w:val="0"/>
-          <w:numId w:val="13"/>
-        </w:numPr>
-        <w:spacing w:line="240" w:lineRule="auto"/>
-        <w:jc w:val="both"/>
-        <w:rPr>
-          <w:rFonts w:cs="Courier New"/>
-          <w:i/>
-          <w:iCs/>
-        </w:rPr>
-      </w:pPr>
-      <w:r>
-        <w:rPr>
-          <w:rFonts w:cs="Courier New"/>
-          <w:i/>
-          <w:iCs/>
-        </w:rPr>
-        <w:t>"</w:t>
-      </w:r>
-      <w:proofErr w:type="spellStart"/>
-      <w:r>
-        <w:rPr>
-          <w:rFonts w:cs="Courier New"/>
-          <w:i/>
-          <w:iCs/>
-        </w:rPr>
-        <w:t>StopIcecast</w:t>
-      </w:r>
-      <w:proofErr w:type="spellEnd"/>
-      <w:r>
-        <w:rPr>
-          <w:rFonts w:cs="Courier New"/>
-          <w:i/>
-          <w:iCs/>
-        </w:rPr>
-        <w:t>"</w:t>
-      </w:r>
-    </w:p>
-    <w:p>
-      <w:pPr>
-        <w:numPr>
-          <w:ilvl w:val="0"/>
-          <w:numId w:val="13"/>
-        </w:numPr>
-        <w:spacing w:line="240" w:lineRule="auto"/>
-        <w:jc w:val="both"/>
-        <w:rPr>
-          <w:rFonts w:cs="Courier New"/>
-          <w:i/>
-          <w:iCs/>
-        </w:rPr>
-      </w:pPr>
-      <w:r>
-        <w:rPr>
-          <w:rFonts w:cs="Courier New"/>
-          <w:i/>
-          <w:iCs/>
-        </w:rPr>
-        <w:t>"</w:t>
-      </w:r>
-      <w:proofErr w:type="spellStart"/>
-      <w:r>
-        <w:rPr>
-          <w:rFonts w:cs="Courier New"/>
-          <w:i/>
-          <w:iCs/>
-        </w:rPr>
-        <w:t>StopMysql</w:t>
-      </w:r>
-      <w:proofErr w:type="spellEnd"/>
-      <w:r>
-        <w:rPr>
-          <w:rFonts w:cs="Courier New"/>
-          <w:i/>
-          <w:iCs/>
-        </w:rPr>
-        <w:t>"</w:t>
-      </w:r>
-    </w:p>
-    <w:p>
-      <w:pPr>
-        <w:numPr>
-          <w:ilvl w:val="0"/>
-          <w:numId w:val="13"/>
-        </w:numPr>
-        <w:spacing w:line="240" w:lineRule="auto"/>
-        <w:jc w:val="both"/>
-        <w:rPr>
-          <w:rFonts w:cs="Courier New"/>
-          <w:i/>
-          <w:iCs/>
-        </w:rPr>
-      </w:pPr>
-      <w:r>
-        <w:rPr>
-          <w:rFonts w:cs="Courier New"/>
-          <w:i/>
-          <w:iCs/>
-        </w:rPr>
-        <w:t>"</w:t>
-      </w:r>
-      <w:proofErr w:type="spellStart"/>
-      <w:proofErr w:type="gramStart"/>
-      <w:r>
-        <w:rPr>
-          <w:rFonts w:cs="Courier New"/>
-          <w:i/>
-          <w:iCs/>
-        </w:rPr>
-        <w:t>StopRegion</w:t>
-      </w:r>
-      <w:proofErr w:type="spellEnd"/>
-      <w:proofErr w:type="gramEnd"/>
-      <w:r>
-        <w:rPr>
-          <w:rFonts w:cs="Courier New"/>
-          <w:i/>
-          <w:iCs/>
-        </w:rPr>
-        <w:t>"</w:t>
-      </w:r>
-    </w:p>
-    <w:p>
-      <w:pPr>
-        <w:numPr>
-          <w:ilvl w:val="0"/>
-          <w:numId w:val="13"/>
-        </w:numPr>
-        <w:spacing w:line="240" w:lineRule="auto"/>
-        <w:jc w:val="both"/>
-        <w:rPr>
-          <w:rFonts w:cs="Courier New"/>
-          <w:i/>
-          <w:iCs/>
-        </w:rPr>
-      </w:pPr>
-      <w:r>
-        <w:rPr>
-          <w:rFonts w:cs="Courier New"/>
-          <w:i/>
-          <w:iCs/>
-        </w:rPr>
-        <w:t>"</w:t>
-      </w:r>
-      <w:proofErr w:type="spellStart"/>
-      <w:r>
-        <w:rPr>
-          <w:rFonts w:cs="Courier New"/>
-          <w:i/>
-          <w:iCs/>
-        </w:rPr>
-        <w:t>StopRobust</w:t>
-      </w:r>
-      <w:proofErr w:type="spellEnd"/>
-      <w:r>
-        <w:rPr>
-          <w:rFonts w:cs="Courier New"/>
-          <w:i/>
-          <w:iCs/>
-        </w:rPr>
-        <w:t>"</w:t>
+      <w:proofErr w:type="spellStart"/>
+      <w:r>
+        <w:rPr>
+          <w:rFonts w:cs="Courier New"/>
+          <w:i/>
+          <w:iCs/>
+        </w:rPr>
+        <w:t>url</w:t>
+      </w:r>
+      <w:proofErr w:type="spellEnd"/>
+      <w:r>
+        <w:rPr>
+          <w:rFonts w:cs="Courier New"/>
+          <w:i/>
+          <w:iCs/>
+        </w:rPr>
+        <w:t xml:space="preserve"> = http://127.0.0.1:8001?command=StopMysql&amp;Password={HASH}</w:t>
       </w:r>
     </w:p>
     <w:p>
@@ -1384,82 +1614,45 @@
     </w:p>
     <w:p>
       <w:pPr>
-        <w:pStyle w:val="Heading3"/>
-        <w:rPr>
-          <w:rFonts w:cs="Courier New"/>
-          <w:i/>
-          <w:iCs/>
-        </w:rPr>
-      </w:pPr>
-      <w:r>
-        <w:rPr>
-          <w:rFonts w:cs="Courier New"/>
-          <w:i/>
-          <w:iCs/>
-        </w:rPr>
-        <w:t>CommandList</w:t>
-      </w:r>
-    </w:p>
-    <w:p/>
-    <w:p>
-      <w:pPr>
-        <w:rPr>
-          <w:rFonts w:cs="Courier New"/>
-          <w:i/>
-          <w:iCs/>
-        </w:rPr>
-      </w:pPr>
-      <w:proofErr w:type="spellStart"/>
-      <w:r>
-        <w:rPr>
-          <w:rFonts w:cs="Courier New"/>
-          <w:i/>
-          <w:iCs/>
-        </w:rPr>
-        <w:t>RegionCommand</w:t>
-      </w:r>
-      <w:proofErr w:type="spellEnd"/>
-      <w:r>
-        <w:rPr>
-          <w:rFonts w:cs="Courier New"/>
-          <w:i/>
-          <w:iCs/>
-        </w:rPr>
-        <w:t xml:space="preserve"> – requires a </w:t>
-      </w:r>
-      <w:r>
-        <w:rPr>
-          <w:rFonts w:cs="Courier New"/>
-          <w:i/>
-          <w:iCs/>
-        </w:rPr>
-        <w:t>Smart</w:t>
-      </w:r>
-      <w:r>
-        <w:rPr>
-          <w:rFonts w:cs="Courier New"/>
-          <w:i/>
-          <w:iCs/>
-        </w:rPr>
-        <w:t>=</w:t>
-      </w:r>
-      <w:proofErr w:type="spellStart"/>
-      <w:r>
-        <w:rPr>
-          <w:rFonts w:cs="Courier New"/>
-          <w:i/>
-          <w:iCs/>
-        </w:rPr>
-        <w:t>Freeze|Thaw</w:t>
-      </w:r>
-      <w:proofErr w:type="spellEnd"/>
-      <w:r>
-        <w:rPr>
-          <w:rFonts w:cs="Courier New"/>
-          <w:i/>
-          <w:iCs/>
-        </w:rPr>
-        <w:t xml:space="preserve"> parameter. This will boot a region, stop a region, freeze a region, or that </w:t>
+        <w:pStyle w:val="Heading4"/>
+        <w:rPr>
+          <w:rFonts w:cs="Courier New"/>
+          <w:i/>
+          <w:iCs/>
+        </w:rPr>
+      </w:pPr>
+      <w:r>
+        <w:rPr>
+          <w:rFonts w:cs="Courier New"/>
+          <w:i/>
+          <w:iCs/>
+        </w:rPr>
+        <w:t xml:space="preserve">Start/Stop </w:t>
+      </w:r>
+      <w:r>
+        <w:rPr>
+          <w:rFonts w:cs="Courier New"/>
+          <w:i/>
+          <w:iCs/>
+        </w:rPr>
+        <w:t xml:space="preserve">Robust </w:t>
+      </w:r>
+    </w:p>
+    <w:p>
+      <w:pPr>
+        <w:rPr>
+          <w:rFonts w:cs="Courier New"/>
+          <w:i/>
+          <w:iCs/>
+        </w:rPr>
+      </w:pPr>
+      <w:r>
+        <w:rPr>
+          <w:rFonts w:cs="Courier New"/>
+          <w:i/>
+          <w:iCs/>
+        </w:rPr>
+        <w:t xml:space="preserve">Robust </w:t>
       </w:r>
       <w:proofErr w:type="gramStart"/>
       <w:r>
@@ -1468,7 +1661,7 @@
           <w:i/>
           <w:iCs/>
         </w:rPr>
-        <w:t>a region</w:t>
+        <w:t>is started</w:t>
       </w:r>
       <w:proofErr w:type="gramEnd"/>
       <w:r>
@@ -1477,18 +1670,156 @@
           <w:i/>
           <w:iCs/>
         </w:rPr>
+        <w:t xml:space="preserve"> </w:t>
+      </w:r>
+      <w:r>
+        <w:rPr>
+          <w:rFonts w:cs="Courier New"/>
+          <w:i/>
+          <w:iCs/>
+        </w:rPr>
+        <w:t xml:space="preserve">after MySQL </w:t>
+      </w:r>
+      <w:r>
+        <w:rPr>
+          <w:rFonts w:cs="Courier New"/>
+          <w:i/>
+          <w:iCs/>
+        </w:rPr>
+        <w:t xml:space="preserve">when DreamGrid </w:t>
+      </w:r>
+      <w:proofErr w:type="gramStart"/>
+      <w:r>
+        <w:rPr>
+          <w:rFonts w:cs="Courier New"/>
+          <w:i/>
+          <w:iCs/>
+        </w:rPr>
+        <w:t>is started</w:t>
+      </w:r>
+      <w:proofErr w:type="gramEnd"/>
+      <w:r>
+        <w:rPr>
+          <w:rFonts w:cs="Courier New"/>
+          <w:i/>
+          <w:iCs/>
+        </w:rPr>
         <w:t>.</w:t>
       </w:r>
     </w:p>
     <w:p>
       <w:pPr>
-        <w:ind w:left="720"/>
-        <w:rPr>
-          <w:rFonts w:cs="Courier New"/>
-          <w:i/>
-          <w:iCs/>
-        </w:rPr>
-      </w:pPr>
+        <w:spacing w:line="240" w:lineRule="auto"/>
+        <w:jc w:val="both"/>
+        <w:rPr>
+          <w:rFonts w:cs="Courier New"/>
+          <w:i/>
+          <w:iCs/>
+        </w:rPr>
+      </w:pPr>
+      <w:proofErr w:type="spellStart"/>
+      <w:r>
+        <w:rPr>
+          <w:rFonts w:cs="Courier New"/>
+          <w:i/>
+          <w:iCs/>
+        </w:rPr>
+        <w:t>StopRobust</w:t>
+      </w:r>
+      <w:proofErr w:type="spellEnd"/>
+      <w:r>
+        <w:rPr>
+          <w:rFonts w:cs="Courier New"/>
+          <w:i/>
+          <w:iCs/>
+        </w:rPr>
+        <w:t xml:space="preserve"> - will shut down Robust if running</w:t>
+      </w:r>
+    </w:p>
+    <w:p>
+      <w:pPr>
+        <w:spacing w:line="240" w:lineRule="auto"/>
+        <w:ind w:firstLine="720"/>
+        <w:rPr>
+          <w:rFonts w:cs="Courier New"/>
+        </w:rPr>
+      </w:pPr>
+      <w:proofErr w:type="spellStart"/>
+      <w:r>
+        <w:rPr>
+          <w:rFonts w:cs="Courier New"/>
+          <w:i/>
+          <w:iCs/>
+        </w:rPr>
+        <w:t>url</w:t>
+      </w:r>
+      <w:proofErr w:type="spellEnd"/>
+      <w:r>
+        <w:rPr>
+          <w:rFonts w:cs="Courier New"/>
+          <w:i/>
+          <w:iCs/>
+        </w:rPr>
+        <w:t xml:space="preserve"> = http://127.0.0.1:8001?command=StopRobust&amp;Password={HASH}</w:t>
+      </w:r>
+    </w:p>
+    <w:p>
+      <w:pPr>
+        <w:spacing w:line="240" w:lineRule="auto"/>
+        <w:jc w:val="both"/>
+        <w:rPr>
+          <w:rFonts w:cs="Courier New"/>
+          <w:i/>
+          <w:iCs/>
+        </w:rPr>
+      </w:pPr>
+      <w:proofErr w:type="spellStart"/>
+      <w:r>
+        <w:rPr>
+          <w:rFonts w:cs="Courier New"/>
+          <w:i/>
+          <w:iCs/>
+        </w:rPr>
+        <w:t>StartRobust</w:t>
+      </w:r>
+      <w:proofErr w:type="spellEnd"/>
+      <w:r>
+        <w:rPr>
+          <w:rFonts w:cs="Courier New"/>
+          <w:i/>
+          <w:iCs/>
+        </w:rPr>
+        <w:t xml:space="preserve"> - will boot Robust if not running</w:t>
+      </w:r>
+    </w:p>
+    <w:p>
+      <w:pPr>
+        <w:spacing w:line="240" w:lineRule="auto"/>
+        <w:ind w:firstLine="720"/>
+        <w:rPr>
+          <w:rFonts w:cs="Courier New"/>
+          <w:i/>
+          <w:iCs/>
+        </w:rPr>
+      </w:pPr>
+      <w:proofErr w:type="spellStart"/>
+      <w:r>
+        <w:rPr>
+          <w:rFonts w:cs="Courier New"/>
+          <w:i/>
+          <w:iCs/>
+        </w:rPr>
+        <w:t>url</w:t>
+      </w:r>
+      <w:proofErr w:type="spellEnd"/>
+      <w:r>
+        <w:rPr>
+          <w:rFonts w:cs="Courier New"/>
+          <w:i/>
+          <w:iCs/>
+        </w:rPr>
+        <w:t xml:space="preserve"> = </w:t>
+      </w:r>
       <w:hyperlink r:id="rId5" w:history="1">
         <w:r>
           <w:rPr>
@@ -1497,19 +1828,127 @@
             <w:i/>
             <w:iCs/>
           </w:rPr>
-          <w:t>http://127.0.0.1:8001/?command=RegionCommand&amp;Password={HASH}&amp;Smart=Thaw</w:t>
+          <w:t>http://127.0.0.1:8001?command=StartRobust&amp;Password={HASH}</w:t>
         </w:r>
       </w:hyperlink>
     </w:p>
     <w:p>
       <w:pPr>
-        <w:ind w:left="720"/>
-        <w:rPr>
-          <w:rFonts w:cs="Courier New"/>
-          <w:i/>
-          <w:iCs/>
-        </w:rPr>
-      </w:pPr>
+        <w:pStyle w:val="Heading4"/>
+        <w:rPr>
+          <w:rFonts w:cs="Courier New"/>
+          <w:i/>
+          <w:iCs/>
+        </w:rPr>
+      </w:pPr>
+      <w:r>
+        <w:rPr>
+          <w:rFonts w:cs="Courier New"/>
+          <w:i/>
+          <w:iCs/>
+        </w:rPr>
+        <w:t xml:space="preserve">Start/Stop </w:t>
+      </w:r>
+      <w:r>
+        <w:rPr>
+          <w:rFonts w:cs="Courier New"/>
+          <w:i/>
+          <w:iCs/>
+        </w:rPr>
+        <w:t>Apache</w:t>
+      </w:r>
+    </w:p>
+    <w:p>
+      <w:pPr>
+        <w:spacing w:line="240" w:lineRule="auto"/>
+        <w:jc w:val="both"/>
+        <w:rPr>
+          <w:rFonts w:cs="Courier New"/>
+          <w:i/>
+          <w:iCs/>
+        </w:rPr>
+      </w:pPr>
+      <w:proofErr w:type="spellStart"/>
+      <w:r>
+        <w:rPr>
+          <w:rFonts w:cs="Courier New"/>
+          <w:i/>
+          <w:iCs/>
+        </w:rPr>
+        <w:t>StartApache</w:t>
+      </w:r>
+      <w:r>
+        <w:rPr>
+          <w:rFonts w:cs="Courier New"/>
+          <w:i/>
+          <w:iCs/>
+        </w:rPr>
+        <w:t>|</w:t>
+      </w:r>
+      <w:r>
+        <w:rPr>
+          <w:rFonts w:cs="Courier New"/>
+          <w:i/>
+          <w:iCs/>
+        </w:rPr>
+        <w:t>stopApache</w:t>
+      </w:r>
+      <w:proofErr w:type="spellEnd"/>
+      <w:r>
+        <w:rPr>
+          <w:rFonts w:cs="Courier New"/>
+          <w:i/>
+          <w:iCs/>
+        </w:rPr>
+        <w:t xml:space="preserve"> – will enable and attempt to install and boot </w:t>
+      </w:r>
+      <w:proofErr w:type="spellStart"/>
+      <w:r>
+        <w:rPr>
+          <w:rFonts w:cs="Courier New"/>
+          <w:i/>
+          <w:iCs/>
+        </w:rPr>
+        <w:t>ApacheHTTPService</w:t>
+      </w:r>
+      <w:proofErr w:type="spellEnd"/>
+      <w:r>
+        <w:rPr>
+          <w:rFonts w:cs="Courier New"/>
+          <w:i/>
+          <w:iCs/>
+        </w:rPr>
+        <w:t xml:space="preserve"> or stop it. </w:t>
+      </w:r>
+    </w:p>
+    <w:p>
+      <w:pPr>
+        <w:spacing w:line="240" w:lineRule="auto"/>
+        <w:ind w:firstLine="720"/>
+        <w:rPr>
+          <w:rFonts w:cs="Courier New"/>
+          <w:i/>
+          <w:iCs/>
+        </w:rPr>
+      </w:pPr>
+      <w:proofErr w:type="spellStart"/>
+      <w:r>
+        <w:rPr>
+          <w:rFonts w:cs="Courier New"/>
+          <w:i/>
+          <w:iCs/>
+        </w:rPr>
+        <w:t>url</w:t>
+      </w:r>
+      <w:proofErr w:type="spellEnd"/>
+      <w:r>
+        <w:rPr>
+          <w:rFonts w:cs="Courier New"/>
+          <w:i/>
+          <w:iCs/>
+        </w:rPr>
+        <w:t xml:space="preserve"> = </w:t>
+      </w:r>
       <w:hyperlink r:id="rId6" w:history="1">
         <w:r>
           <w:rPr>
@@ -1518,11 +1957,79 @@
             <w:i/>
             <w:iCs/>
           </w:rPr>
-          <w:t>http://127.0.0.1:8001/?command=RegionCommand&amp;Password={HASH}&amp;Smart=Freeze</w:t>
+          <w:t>http://127.0.0.1:8001?command=StartApache&amp;Password={HASH}</w:t>
         </w:r>
       </w:hyperlink>
     </w:p>
-    <w:p/>
+    <w:p>
+      <w:pPr>
+        <w:spacing w:line="240" w:lineRule="auto"/>
+        <w:ind w:firstLine="720"/>
+        <w:rPr>
+          <w:rFonts w:cs="Courier New"/>
+        </w:rPr>
+      </w:pPr>
+      <w:proofErr w:type="spellStart"/>
+      <w:r>
+        <w:rPr>
+          <w:rFonts w:cs="Courier New"/>
+          <w:i/>
+          <w:iCs/>
+        </w:rPr>
+        <w:t>url</w:t>
+      </w:r>
+      <w:proofErr w:type="spellEnd"/>
+      <w:r>
+        <w:rPr>
+          <w:rFonts w:cs="Courier New"/>
+          <w:i/>
+          <w:iCs/>
+        </w:rPr>
+        <w:t xml:space="preserve"> = http://127.0.0.1:8001?command=St</w:t>
+      </w:r>
+      <w:r>
+        <w:rPr>
+          <w:rFonts w:cs="Courier New"/>
+          <w:i/>
+          <w:iCs/>
+        </w:rPr>
+        <w:t>op</w:t>
+      </w:r>
+      <w:r>
+        <w:rPr>
+          <w:rFonts w:cs="Courier New"/>
+          <w:i/>
+          <w:iCs/>
+        </w:rPr>
+        <w:t>Apache&amp;Password={HASH}</w:t>
+      </w:r>
+    </w:p>
+    <w:p>
+      <w:pPr>
+        <w:pStyle w:val="Heading4"/>
+        <w:rPr>
+          <w:rFonts w:cs="Courier New"/>
+          <w:i/>
+          <w:iCs/>
+        </w:rPr>
+      </w:pPr>
+      <w:r>
+        <w:rPr>
+          <w:rFonts w:cs="Courier New"/>
+          <w:i/>
+          <w:iCs/>
+        </w:rPr>
+        <w:t xml:space="preserve">Start/Stop </w:t>
+      </w:r>
+      <w:r>
+        <w:rPr>
+          <w:rFonts w:cs="Courier New"/>
+          <w:i/>
+          <w:iCs/>
+        </w:rPr>
+        <w:t>IceCast</w:t>
+      </w:r>
+    </w:p>
     <w:p>
       <w:pPr>
         <w:spacing w:line="240" w:lineRule="auto"/>
@@ -1540,6 +2047,329 @@
           <w:i/>
           <w:iCs/>
         </w:rPr>
+        <w:t>StartIcecast</w:t>
+      </w:r>
+      <w:proofErr w:type="spellEnd"/>
+      <w:r>
+        <w:rPr>
+          <w:rFonts w:cs="Courier New"/>
+          <w:i/>
+          <w:iCs/>
+        </w:rPr>
+        <w:t xml:space="preserve"> - will enable and attempt to install and boot IceCast Service</w:t>
+      </w:r>
+    </w:p>
+    <w:p>
+      <w:pPr>
+        <w:spacing w:line="240" w:lineRule="auto"/>
+        <w:ind w:firstLine="720"/>
+        <w:rPr>
+          <w:rFonts w:cs="Courier New"/>
+        </w:rPr>
+      </w:pPr>
+      <w:proofErr w:type="spellStart"/>
+      <w:r>
+        <w:rPr>
+          <w:rFonts w:cs="Courier New"/>
+          <w:i/>
+          <w:iCs/>
+        </w:rPr>
+        <w:t>url</w:t>
+      </w:r>
+      <w:proofErr w:type="spellEnd"/>
+      <w:r>
+        <w:rPr>
+          <w:rFonts w:cs="Courier New"/>
+          <w:i/>
+          <w:iCs/>
+        </w:rPr>
+        <w:t xml:space="preserve"> = http://127.0.0.1:8001?command=StartIcecast&amp;Password={HASH}</w:t>
+      </w:r>
+    </w:p>
+    <w:p>
+      <w:pPr>
+        <w:spacing w:line="240" w:lineRule="auto"/>
+        <w:jc w:val="both"/>
+        <w:rPr>
+          <w:rFonts w:cs="Courier New"/>
+          <w:i/>
+          <w:iCs/>
+        </w:rPr>
+      </w:pPr>
+      <w:proofErr w:type="spellStart"/>
+      <w:r>
+        <w:rPr>
+          <w:rFonts w:cs="Courier New"/>
+          <w:i/>
+          <w:iCs/>
+        </w:rPr>
+        <w:t>StopIcecast</w:t>
+      </w:r>
+      <w:proofErr w:type="spellEnd"/>
+      <w:r>
+        <w:rPr>
+          <w:rFonts w:cs="Courier New"/>
+          <w:i/>
+          <w:iCs/>
+        </w:rPr>
+        <w:t xml:space="preserve"> – will stop Icecast Service if running</w:t>
+      </w:r>
+    </w:p>
+    <w:p>
+      <w:pPr>
+        <w:spacing w:line="240" w:lineRule="auto"/>
+        <w:ind w:firstLine="720"/>
+        <w:rPr>
+          <w:rFonts w:cs="Courier New"/>
+        </w:rPr>
+      </w:pPr>
+      <w:proofErr w:type="spellStart"/>
+      <w:r>
+        <w:rPr>
+          <w:rFonts w:cs="Courier New"/>
+          <w:i/>
+          <w:iCs/>
+        </w:rPr>
+        <w:t>url</w:t>
+      </w:r>
+      <w:proofErr w:type="spellEnd"/>
+      <w:r>
+        <w:rPr>
+          <w:rFonts w:cs="Courier New"/>
+          <w:i/>
+          <w:iCs/>
+        </w:rPr>
+        <w:t xml:space="preserve"> = http://127.0.0.1:8001?command=StopIcecast&amp;Password={HASH}</w:t>
+      </w:r>
+    </w:p>
+    <w:p>
+      <w:pPr>
+        <w:pStyle w:val="Heading4"/>
+        <w:rPr>
+          <w:rFonts w:cs="Courier New"/>
+          <w:i/>
+          <w:iCs/>
+        </w:rPr>
+      </w:pPr>
+      <w:r>
+        <w:rPr>
+          <w:rFonts w:cs="Courier New"/>
+          <w:i/>
+          <w:iCs/>
+        </w:rPr>
+        <w:t xml:space="preserve">Start/Stop </w:t>
+      </w:r>
+      <w:r>
+        <w:rPr>
+          <w:rFonts w:cs="Courier New"/>
+          <w:i/>
+          <w:iCs/>
+        </w:rPr>
+        <w:t>Regions</w:t>
+      </w:r>
+    </w:p>
+    <w:p>
+      <w:pPr>
+        <w:spacing w:line="240" w:lineRule="auto"/>
+        <w:jc w:val="both"/>
+        <w:rPr>
+          <w:rFonts w:cs="Courier New"/>
+          <w:i/>
+          <w:iCs/>
+        </w:rPr>
+      </w:pPr>
+      <w:proofErr w:type="spellStart"/>
+      <w:r>
+        <w:rPr>
+          <w:rFonts w:cs="Courier New"/>
+          <w:i/>
+          <w:iCs/>
+        </w:rPr>
+        <w:t>StartRegion</w:t>
+      </w:r>
+      <w:proofErr w:type="spellEnd"/>
+      <w:r>
+        <w:rPr>
+          <w:rFonts w:cs="Courier New"/>
+          <w:i/>
+          <w:iCs/>
+        </w:rPr>
+        <w:t xml:space="preserve"> - will boot </w:t>
+      </w:r>
+      <w:proofErr w:type="spellStart"/>
+      <w:r>
+        <w:rPr>
+          <w:rFonts w:cs="Courier New"/>
+          <w:i/>
+          <w:iCs/>
+        </w:rPr>
+        <w:t>RegionUUID</w:t>
+      </w:r>
+      <w:proofErr w:type="spellEnd"/>
+      <w:r>
+        <w:rPr>
+          <w:rFonts w:cs="Courier New"/>
+          <w:i/>
+          <w:iCs/>
+        </w:rPr>
+        <w:t xml:space="preserve"> </w:t>
+      </w:r>
+      <w:r>
+        <w:rPr>
+          <w:rFonts w:cs="Courier New"/>
+          <w:i/>
+          <w:iCs/>
+        </w:rPr>
+        <w:t xml:space="preserve">or </w:t>
+      </w:r>
+      <w:proofErr w:type="spellStart"/>
+      <w:proofErr w:type="gramStart"/>
+      <w:r>
+        <w:rPr>
+          <w:rFonts w:cs="Courier New"/>
+          <w:i/>
+          <w:iCs/>
+        </w:rPr>
+        <w:t>RegionName</w:t>
+      </w:r>
+      <w:proofErr w:type="spellEnd"/>
+      <w:r>
+        <w:rPr>
+          <w:rFonts w:cs="Courier New"/>
+          <w:i/>
+          <w:iCs/>
+        </w:rPr>
+        <w:t xml:space="preserve"> </w:t>
+      </w:r>
+      <w:r>
+        <w:rPr>
+          <w:rFonts w:cs="Courier New"/>
+          <w:i/>
+          <w:iCs/>
+        </w:rPr>
+        <w:t xml:space="preserve"> if</w:t>
+      </w:r>
+      <w:proofErr w:type="gramEnd"/>
+      <w:r>
+        <w:rPr>
+          <w:rFonts w:cs="Courier New"/>
+          <w:i/>
+          <w:iCs/>
+        </w:rPr>
+        <w:t xml:space="preserve"> not running</w:t>
+      </w:r>
+    </w:p>
+    <w:p>
+      <w:pPr>
+        <w:spacing w:line="240" w:lineRule="auto"/>
+        <w:ind w:left="720"/>
+        <w:rPr>
+          <w:rFonts w:cs="Courier New"/>
+          <w:i/>
+          <w:iCs/>
+        </w:rPr>
+      </w:pPr>
+      <w:proofErr w:type="spellStart"/>
+      <w:r>
+        <w:rPr>
+          <w:rFonts w:cs="Courier New"/>
+          <w:i/>
+          <w:iCs/>
+        </w:rPr>
+        <w:t>url</w:t>
+      </w:r>
+      <w:proofErr w:type="spellEnd"/>
+      <w:r>
+        <w:rPr>
+          <w:rFonts w:cs="Courier New"/>
+          <w:i/>
+          <w:iCs/>
+        </w:rPr>
+        <w:t xml:space="preserve"> = </w:t>
+      </w:r>
+      <w:r>
+        <w:rPr>
+          <w:rFonts w:cs="Courier New"/>
+          <w:i/>
+          <w:iCs/>
+        </w:rPr>
+        <w:t>http://127.0.0.1:8001?command=</w:t>
+      </w:r>
+      <w:r>
+        <w:rPr>
+          <w:rFonts w:cs="Courier New"/>
+          <w:i/>
+          <w:iCs/>
+        </w:rPr>
+        <w:t>StartRegion</w:t>
+      </w:r>
+      <w:r>
+        <w:rPr>
+          <w:rFonts w:cs="Courier New"/>
+          <w:i/>
+          <w:iCs/>
+        </w:rPr>
+        <w:t>&amp;Password={HASH}&amp;</w:t>
+      </w:r>
+      <w:r>
+        <w:rPr>
+          <w:rFonts w:cs="Courier New"/>
+          <w:i/>
+          <w:iCs/>
+        </w:rPr>
+        <w:t>RegionUUID</w:t>
+      </w:r>
+      <w:proofErr w:type="gramStart"/>
+      <w:r>
+        <w:rPr>
+          <w:rFonts w:cs="Courier New"/>
+          <w:i/>
+          <w:iCs/>
+        </w:rPr>
+        <w:t>=</w:t>
+      </w:r>
+      <w:r>
+        <w:rPr>
+          <w:rFonts w:cs="Courier New"/>
+          <w:i/>
+          <w:iCs/>
+        </w:rPr>
+        <w:t>{UUID{</w:t>
+      </w:r>
+      <w:proofErr w:type="gramEnd"/>
+      <w:r>
+        <w:rPr>
+          <w:rFonts w:cs="Courier New"/>
+          <w:i/>
+          <w:iCs/>
+        </w:rPr>
+        <w:br/>
+      </w:r>
+      <w:proofErr w:type="spellStart"/>
+      <w:r>
+        <w:rPr>
+          <w:rFonts w:cs="Courier New"/>
+          <w:i/>
+          <w:iCs/>
+        </w:rPr>
+        <w:t>url</w:t>
+      </w:r>
+      <w:proofErr w:type="spellEnd"/>
+      <w:r>
+        <w:rPr>
+          <w:rFonts w:cs="Courier New"/>
+          <w:i/>
+          <w:iCs/>
+        </w:rPr>
+        <w:t xml:space="preserve"> = http://127.0.0.1:8001?command= </w:t>
+      </w:r>
+      <w:proofErr w:type="spellStart"/>
+      <w:r>
+        <w:rPr>
+          <w:rFonts w:cs="Courier New"/>
+          <w:i/>
+          <w:iCs/>
+        </w:rPr>
         <w:t>RestartRegion</w:t>
       </w:r>
       <w:proofErr w:type="spellEnd"/>
@@ -1549,6 +2379,69 @@
           <w:i/>
           <w:iCs/>
         </w:rPr>
+        <w:t xml:space="preserve"> &amp;Password={HASH}&amp;</w:t>
+      </w:r>
+      <w:proofErr w:type="spellStart"/>
+      <w:r>
+        <w:rPr>
+          <w:rFonts w:cs="Courier New"/>
+          <w:i/>
+          <w:iCs/>
+        </w:rPr>
+        <w:t>Region</w:t>
+      </w:r>
+      <w:r>
+        <w:rPr>
+          <w:rFonts w:cs="Courier New"/>
+          <w:i/>
+          <w:iCs/>
+        </w:rPr>
+        <w:t>Name</w:t>
+      </w:r>
+      <w:proofErr w:type="spellEnd"/>
+      <w:r>
+        <w:rPr>
+          <w:rFonts w:cs="Courier New"/>
+          <w:i/>
+          <w:iCs/>
+        </w:rPr>
+        <w:t>=</w:t>
+      </w:r>
+      <w:r>
+        <w:rPr>
+          <w:rFonts w:cs="Courier New"/>
+          <w:i/>
+          <w:iCs/>
+        </w:rPr>
+        <w:t>Welcome</w:t>
+      </w:r>
+    </w:p>
+    <w:p>
+      <w:pPr>
+        <w:spacing w:line="240" w:lineRule="auto"/>
+        <w:jc w:val="both"/>
+        <w:rPr>
+          <w:rFonts w:cs="Courier New"/>
+          <w:i/>
+          <w:iCs/>
+        </w:rPr>
+      </w:pPr>
+      <w:proofErr w:type="spellStart"/>
+      <w:r>
+        <w:rPr>
+          <w:rFonts w:cs="Courier New"/>
+          <w:i/>
+          <w:iCs/>
+        </w:rPr>
+        <w:t>RestartRegion</w:t>
+      </w:r>
+      <w:proofErr w:type="spellEnd"/>
+      <w:r>
+        <w:rPr>
+          <w:rFonts w:cs="Courier New"/>
+          <w:i/>
+          <w:iCs/>
+        </w:rPr>
         <w:t xml:space="preserve"> – will </w:t>
       </w:r>
       <w:proofErr w:type="gramStart"/>
@@ -1558,7 +2451,23 @@
           <w:i/>
           <w:iCs/>
         </w:rPr>
-        <w:t>boot, or</w:t>
+        <w:t>boo</w:t>
+      </w:r>
+      <w:r>
+        <w:rPr>
+          <w:rFonts w:cs="Courier New"/>
+          <w:i/>
+          <w:iCs/>
+        </w:rPr>
+        <w:t xml:space="preserve"> </w:t>
+      </w:r>
+      <w:r>
+        <w:rPr>
+          <w:rFonts w:cs="Courier New"/>
+          <w:i/>
+          <w:iCs/>
+        </w:rPr>
+        <w:t xml:space="preserve"> any</w:t>
       </w:r>
       <w:proofErr w:type="gramEnd"/>
       <w:r>
@@ -1567,7 +2476,7 @@
           <w:i/>
           <w:iCs/>
         </w:rPr>
-        <w:t xml:space="preserve"> stop and start any region. Must have a </w:t>
+        <w:t xml:space="preserve"> region. Must have a </w:t>
       </w:r>
       <w:proofErr w:type="spellStart"/>
       <w:r>
@@ -1585,13 +2494,245 @@
           <w:i/>
           <w:iCs/>
         </w:rPr>
+        <w:t xml:space="preserve"> </w:t>
+      </w:r>
+      <w:r>
+        <w:rPr>
+          <w:rFonts w:cs="Courier New"/>
+          <w:i/>
+          <w:iCs/>
+        </w:rPr>
+        <w:t xml:space="preserve">or </w:t>
+      </w:r>
+      <w:proofErr w:type="spellStart"/>
+      <w:r>
+        <w:rPr>
+          <w:rFonts w:cs="Courier New"/>
+          <w:i/>
+          <w:iCs/>
+        </w:rPr>
+        <w:t>RegionName</w:t>
+      </w:r>
+      <w:proofErr w:type="spellEnd"/>
+      <w:r>
+        <w:rPr>
+          <w:rFonts w:cs="Courier New"/>
+          <w:i/>
+          <w:iCs/>
+        </w:rPr>
+        <w:t xml:space="preserve"> </w:t>
+      </w:r>
+      <w:r>
+        <w:rPr>
+          <w:rFonts w:cs="Courier New"/>
+          <w:i/>
+          <w:iCs/>
+        </w:rPr>
+        <w:t>as a parameter</w:t>
+      </w:r>
+    </w:p>
+    <w:p>
+      <w:pPr>
+        <w:spacing w:line="240" w:lineRule="auto"/>
+        <w:ind w:left="720"/>
+        <w:rPr>
+          <w:rFonts w:cs="Courier New"/>
+          <w:i/>
+          <w:iCs/>
+        </w:rPr>
+      </w:pPr>
+      <w:proofErr w:type="spellStart"/>
+      <w:r>
+        <w:rPr>
+          <w:rFonts w:cs="Courier New"/>
+          <w:i/>
+          <w:iCs/>
+        </w:rPr>
+        <w:t>url</w:t>
+      </w:r>
+      <w:proofErr w:type="spellEnd"/>
+      <w:r>
+        <w:rPr>
+          <w:rFonts w:cs="Courier New"/>
+          <w:i/>
+          <w:iCs/>
+        </w:rPr>
+        <w:t xml:space="preserve"> = http://127.0.0.1:8001?command= </w:t>
+      </w:r>
+      <w:proofErr w:type="spellStart"/>
+      <w:r>
+        <w:rPr>
+          <w:rFonts w:cs="Courier New"/>
+          <w:i/>
+          <w:iCs/>
+        </w:rPr>
+        <w:t>RestartRegion</w:t>
+      </w:r>
+      <w:proofErr w:type="spellEnd"/>
+      <w:r>
+        <w:rPr>
+          <w:rFonts w:cs="Courier New"/>
+          <w:i/>
+          <w:iCs/>
+        </w:rPr>
+        <w:t xml:space="preserve"> &amp;Password={HASH}&amp;</w:t>
+      </w:r>
+      <w:proofErr w:type="spellStart"/>
+      <w:r>
+        <w:rPr>
+          <w:rFonts w:cs="Courier New"/>
+          <w:i/>
+          <w:iCs/>
+        </w:rPr>
+        <w:t>RegionUUID</w:t>
+      </w:r>
+      <w:proofErr w:type="spellEnd"/>
+      <w:r>
+        <w:rPr>
+          <w:rFonts w:cs="Courier New"/>
+          <w:i/>
+          <w:iCs/>
+        </w:rPr>
+        <w:t>={UUID}</w:t>
+      </w:r>
+      <w:r>
+        <w:rPr>
+          <w:rFonts w:cs="Courier New"/>
+          <w:i/>
+          <w:iCs/>
+        </w:rPr>
+        <w:br/>
+      </w:r>
+      <w:proofErr w:type="spellStart"/>
+      <w:r>
+        <w:rPr>
+          <w:rFonts w:cs="Courier New"/>
+          <w:i/>
+          <w:iCs/>
+        </w:rPr>
+        <w:t>url</w:t>
+      </w:r>
+      <w:proofErr w:type="spellEnd"/>
+      <w:r>
+        <w:rPr>
+          <w:rFonts w:cs="Courier New"/>
+          <w:i/>
+          <w:iCs/>
+        </w:rPr>
+        <w:t xml:space="preserve"> = http://127.0.0.1:8001?command= </w:t>
+      </w:r>
+      <w:proofErr w:type="spellStart"/>
+      <w:r>
+        <w:rPr>
+          <w:rFonts w:cs="Courier New"/>
+          <w:i/>
+          <w:iCs/>
+        </w:rPr>
+        <w:t>RestartRegion</w:t>
+      </w:r>
+      <w:proofErr w:type="spellEnd"/>
+      <w:r>
+        <w:rPr>
+          <w:rFonts w:cs="Courier New"/>
+          <w:i/>
+          <w:iCs/>
+        </w:rPr>
+        <w:t xml:space="preserve"> &amp;Password={HASH}&amp;</w:t>
+      </w:r>
+      <w:proofErr w:type="spellStart"/>
+      <w:r>
+        <w:rPr>
+          <w:rFonts w:cs="Courier New"/>
+          <w:i/>
+          <w:iCs/>
+        </w:rPr>
+        <w:t>Region</w:t>
+      </w:r>
+      <w:r>
+        <w:rPr>
+          <w:rFonts w:cs="Courier New"/>
+          <w:i/>
+          <w:iCs/>
+        </w:rPr>
+        <w:t>Name</w:t>
+      </w:r>
+      <w:proofErr w:type="spellEnd"/>
+      <w:r>
+        <w:rPr>
+          <w:rFonts w:cs="Courier New"/>
+          <w:i/>
+          <w:iCs/>
+        </w:rPr>
+        <w:t>=</w:t>
+      </w:r>
+      <w:r>
+        <w:rPr>
+          <w:rFonts w:cs="Courier New"/>
+          <w:i/>
+          <w:iCs/>
+        </w:rPr>
+        <w:t>Welcome</w:t>
+      </w:r>
+    </w:p>
+    <w:p>
+      <w:pPr>
+        <w:spacing w:line="240" w:lineRule="auto"/>
+        <w:jc w:val="both"/>
+        <w:rPr>
+          <w:rFonts w:cs="Courier New"/>
+          <w:i/>
+          <w:iCs/>
+        </w:rPr>
+      </w:pPr>
+      <w:proofErr w:type="spellStart"/>
+      <w:r>
+        <w:rPr>
+          <w:rFonts w:cs="Courier New"/>
+          <w:i/>
+          <w:iCs/>
+        </w:rPr>
+        <w:t>Stop</w:t>
+      </w:r>
+      <w:r>
+        <w:rPr>
+          <w:rFonts w:cs="Courier New"/>
+          <w:i/>
+          <w:iCs/>
+        </w:rPr>
+        <w:t>Region</w:t>
+      </w:r>
+      <w:proofErr w:type="spellEnd"/>
+      <w:r>
+        <w:rPr>
+          <w:rFonts w:cs="Courier New"/>
+          <w:i/>
+          <w:iCs/>
+        </w:rPr>
+        <w:t xml:space="preserve"> – will stop any region. Must have a </w:t>
+      </w:r>
+      <w:proofErr w:type="spellStart"/>
+      <w:r>
+        <w:rPr>
+          <w:rFonts w:cs="Courier New"/>
+          <w:i/>
+          <w:iCs/>
+        </w:rPr>
+        <w:t>regionUUID</w:t>
+      </w:r>
+      <w:proofErr w:type="spellEnd"/>
+      <w:r>
+        <w:rPr>
+          <w:rFonts w:cs="Courier New"/>
+          <w:i/>
+          <w:iCs/>
+        </w:rPr>
         <w:t xml:space="preserve"> as a parameter</w:t>
       </w:r>
     </w:p>
     <w:p>
       <w:pPr>
         <w:spacing w:line="240" w:lineRule="auto"/>
-        <w:ind w:firstLine="720"/>
+        <w:ind w:left="720"/>
         <w:rPr>
           <w:rFonts w:cs="Courier New"/>
         </w:rPr>
@@ -1621,7 +2762,15 @@
           <w:i/>
           <w:iCs/>
         </w:rPr>
-        <w:t>RestartRegion</w:t>
+        <w:t>Stop</w:t>
+      </w:r>
+      <w:r>
+        <w:rPr>
+          <w:rFonts w:cs="Courier New"/>
+          <w:i/>
+          <w:iCs/>
+        </w:rPr>
+        <w:t>Region</w:t>
       </w:r>
       <w:proofErr w:type="spellEnd"/>
       <w:r>
@@ -1650,6 +2799,92 @@
         </w:rPr>
         <w:t>={UUID}</w:t>
       </w:r>
+      <w:r>
+        <w:rPr>
+          <w:rFonts w:cs="Courier New"/>
+          <w:i/>
+          <w:iCs/>
+        </w:rPr>
+        <w:br/>
+      </w:r>
+      <w:proofErr w:type="spellStart"/>
+      <w:r>
+        <w:rPr>
+          <w:rFonts w:cs="Courier New"/>
+          <w:i/>
+          <w:iCs/>
+        </w:rPr>
+        <w:t>url</w:t>
+      </w:r>
+      <w:proofErr w:type="spellEnd"/>
+      <w:r>
+        <w:rPr>
+          <w:rFonts w:cs="Courier New"/>
+          <w:i/>
+          <w:iCs/>
+        </w:rPr>
+        <w:t xml:space="preserve"> = http://127.0.0.1:8001?command= </w:t>
+      </w:r>
+      <w:proofErr w:type="spellStart"/>
+      <w:r>
+        <w:rPr>
+          <w:rFonts w:cs="Courier New"/>
+          <w:i/>
+          <w:iCs/>
+        </w:rPr>
+        <w:t>Stop</w:t>
+      </w:r>
+      <w:r>
+        <w:rPr>
+          <w:rFonts w:cs="Courier New"/>
+          <w:i/>
+          <w:iCs/>
+        </w:rPr>
+        <w:t>Region</w:t>
+      </w:r>
+      <w:proofErr w:type="spellEnd"/>
+      <w:r>
+        <w:rPr>
+          <w:rFonts w:cs="Courier New"/>
+          <w:i/>
+          <w:iCs/>
+        </w:rPr>
+        <w:t xml:space="preserve"> &amp;Password={HASH}&amp;</w:t>
+      </w:r>
+      <w:proofErr w:type="spellStart"/>
+      <w:r>
+        <w:rPr>
+          <w:rFonts w:cs="Courier New"/>
+          <w:i/>
+          <w:iCs/>
+        </w:rPr>
+        <w:t>Region</w:t>
+      </w:r>
+      <w:r>
+        <w:rPr>
+          <w:rFonts w:cs="Courier New"/>
+          <w:i/>
+          <w:iCs/>
+        </w:rPr>
+        <w:t>Name</w:t>
+      </w:r>
+      <w:proofErr w:type="spellEnd"/>
+      <w:r>
+        <w:rPr>
+          <w:rFonts w:cs="Courier New"/>
+          <w:i/>
+          <w:iCs/>
+        </w:rPr>
+        <w:t>=</w:t>
+      </w:r>
+      <w:r>
+        <w:rPr>
+          <w:rFonts w:cs="Courier New"/>
+          <w:i/>
+          <w:iCs/>
+        </w:rPr>
+        <w:t>Welcome</w:t>
+      </w:r>
     </w:p>
     <w:p>
       <w:pPr>
@@ -1661,6 +2896,167 @@
           <w:iCs/>
         </w:rPr>
       </w:pPr>
+      <w:r>
+        <w:rPr>
+          <w:rFonts w:cs="Courier New"/>
+          <w:i/>
+          <w:iCs/>
+        </w:rPr>
+        <w:t>Freeze</w:t>
+      </w:r>
+      <w:r>
+        <w:rPr>
+          <w:rFonts w:cs="Courier New"/>
+          <w:i/>
+          <w:iCs/>
+        </w:rPr>
+        <w:t xml:space="preserve"> - will </w:t>
+      </w:r>
+      <w:r>
+        <w:rPr>
+          <w:rFonts w:cs="Courier New"/>
+          <w:i/>
+          <w:iCs/>
+        </w:rPr>
+        <w:t>suspend any region and swap it to disk</w:t>
+      </w:r>
+    </w:p>
+    <w:p>
+      <w:pPr>
+        <w:spacing w:line="240" w:lineRule="auto"/>
+        <w:ind w:left="720"/>
+        <w:rPr>
+          <w:rFonts w:cs="Courier New"/>
+        </w:rPr>
+      </w:pPr>
+      <w:proofErr w:type="spellStart"/>
+      <w:r>
+        <w:rPr>
+          <w:rFonts w:cs="Courier New"/>
+          <w:i/>
+          <w:iCs/>
+        </w:rPr>
+        <w:t>url</w:t>
+      </w:r>
+      <w:proofErr w:type="spellEnd"/>
+      <w:r>
+        <w:rPr>
+          <w:rFonts w:cs="Courier New"/>
+          <w:i/>
+          <w:iCs/>
+        </w:rPr>
+        <w:t xml:space="preserve"> = </w:t>
+      </w:r>
+      <w:r>
+        <w:rPr>
+          <w:rFonts w:cs="Courier New"/>
+          <w:i/>
+          <w:iCs/>
+        </w:rPr>
+        <w:t>http://127.0.0.1:8001?command=Freeze&amp;Password={HASH</w:t>
+      </w:r>
+      <w:proofErr w:type="gramStart"/>
+      <w:r>
+        <w:rPr>
+          <w:rFonts w:cs="Courier New"/>
+          <w:i/>
+          <w:iCs/>
+        </w:rPr>
+        <w:t>}}&amp;</w:t>
+      </w:r>
+      <w:proofErr w:type="gramEnd"/>
+      <w:r>
+        <w:rPr>
+          <w:rFonts w:cs="Courier New"/>
+          <w:i/>
+          <w:iCs/>
+        </w:rPr>
+        <w:t>RegionName=Welcome</w:t>
+      </w:r>
+      <w:r>
+        <w:rPr>
+          <w:rFonts w:cs="Courier New"/>
+          <w:i/>
+          <w:iCs/>
+        </w:rPr>
+        <w:br/>
+      </w:r>
+      <w:proofErr w:type="spellStart"/>
+      <w:r>
+        <w:rPr>
+          <w:rFonts w:cs="Courier New"/>
+          <w:i/>
+          <w:iCs/>
+        </w:rPr>
+        <w:t>url</w:t>
+      </w:r>
+      <w:proofErr w:type="spellEnd"/>
+      <w:r>
+        <w:rPr>
+          <w:rFonts w:cs="Courier New"/>
+          <w:i/>
+          <w:iCs/>
+        </w:rPr>
+        <w:t xml:space="preserve"> = </w:t>
+      </w:r>
+      <w:r>
+        <w:rPr>
+          <w:rFonts w:cs="Courier New"/>
+          <w:i/>
+          <w:iCs/>
+        </w:rPr>
+        <w:t>http://127.0.0.1:8001?command=Freeze&amp;Password={HASH</w:t>
+      </w:r>
+      <w:proofErr w:type="gramStart"/>
+      <w:r>
+        <w:rPr>
+          <w:rFonts w:cs="Courier New"/>
+          <w:i/>
+          <w:iCs/>
+        </w:rPr>
+        <w:t>}</w:t>
+      </w:r>
+      <w:r>
+        <w:rPr>
+          <w:rFonts w:cs="Courier New"/>
+          <w:i/>
+          <w:iCs/>
+        </w:rPr>
+        <w:t>}&amp;</w:t>
+      </w:r>
+      <w:proofErr w:type="gramEnd"/>
+      <w:r>
+        <w:rPr>
+          <w:rFonts w:cs="Courier New"/>
+          <w:i/>
+          <w:iCs/>
+        </w:rPr>
+        <w:t>Region</w:t>
+      </w:r>
+      <w:r>
+        <w:rPr>
+          <w:rFonts w:cs="Courier New"/>
+          <w:i/>
+          <w:iCs/>
+        </w:rPr>
+        <w:t>UUID</w:t>
+      </w:r>
+      <w:r>
+        <w:rPr>
+          <w:rFonts w:cs="Courier New"/>
+          <w:i/>
+          <w:iCs/>
+        </w:rPr>
+        <w:t>=</w:t>
+      </w:r>
+      <w:r>
+        <w:rPr>
+          <w:rFonts w:cs="Courier New"/>
+          <w:i/>
+          <w:iCs/>
+        </w:rPr>
+        <w:t>{UUID}</w:t>
+      </w:r>
     </w:p>
     <w:p>
       <w:pPr>
@@ -1672,7 +3068,273 @@
           <w:iCs/>
         </w:rPr>
       </w:pPr>
-      <w:proofErr w:type="spellStart"/>
+      <w:r>
+        <w:rPr>
+          <w:rFonts w:cs="Courier New"/>
+          <w:i/>
+          <w:iCs/>
+        </w:rPr>
+        <w:t xml:space="preserve">Thaw </w:t>
+      </w:r>
+      <w:r>
+        <w:rPr>
+          <w:rFonts w:cs="Courier New"/>
+          <w:i/>
+          <w:iCs/>
+        </w:rPr>
+        <w:t xml:space="preserve">- will </w:t>
+      </w:r>
+      <w:r>
+        <w:rPr>
+          <w:rFonts w:cs="Courier New"/>
+          <w:i/>
+          <w:iCs/>
+        </w:rPr>
+        <w:t xml:space="preserve">unfreeze a </w:t>
+      </w:r>
+      <w:proofErr w:type="spellStart"/>
+      <w:r>
+        <w:rPr>
+          <w:rFonts w:cs="Courier New"/>
+          <w:i/>
+          <w:iCs/>
+        </w:rPr>
+        <w:t>regioni</w:t>
+      </w:r>
+      <w:proofErr w:type="spellEnd"/>
+      <w:r>
+        <w:rPr>
+          <w:rFonts w:cs="Courier New"/>
+          <w:i/>
+          <w:iCs/>
+        </w:rPr>
+        <w:t xml:space="preserve"> f frozen.</w:t>
+      </w:r>
+    </w:p>
+    <w:p>
+      <w:pPr>
+        <w:spacing w:line="240" w:lineRule="auto"/>
+        <w:ind w:left="720"/>
+        <w:rPr>
+          <w:rFonts w:cs="Courier New"/>
+        </w:rPr>
+      </w:pPr>
+      <w:proofErr w:type="spellStart"/>
+      <w:r>
+        <w:rPr>
+          <w:rFonts w:cs="Courier New"/>
+          <w:i/>
+          <w:iCs/>
+        </w:rPr>
+        <w:t>url</w:t>
+      </w:r>
+      <w:proofErr w:type="spellEnd"/>
+      <w:r>
+        <w:rPr>
+          <w:rFonts w:cs="Courier New"/>
+          <w:i/>
+          <w:iCs/>
+        </w:rPr>
+        <w:t xml:space="preserve"> = </w:t>
+      </w:r>
+      <w:r>
+        <w:rPr>
+          <w:rFonts w:cs="Courier New"/>
+          <w:i/>
+          <w:iCs/>
+        </w:rPr>
+        <w:t>http://127.0.0.1:8001?command=</w:t>
+      </w:r>
+      <w:r>
+        <w:rPr>
+          <w:rFonts w:cs="Courier New"/>
+          <w:i/>
+          <w:iCs/>
+        </w:rPr>
+        <w:t>Thaw</w:t>
+      </w:r>
+      <w:r>
+        <w:rPr>
+          <w:rFonts w:cs="Courier New"/>
+          <w:i/>
+          <w:iCs/>
+        </w:rPr>
+        <w:t>&amp;Password={HASH</w:t>
+      </w:r>
+      <w:proofErr w:type="gramStart"/>
+      <w:r>
+        <w:rPr>
+          <w:rFonts w:cs="Courier New"/>
+          <w:i/>
+          <w:iCs/>
+        </w:rPr>
+        <w:t>}}&amp;</w:t>
+      </w:r>
+      <w:proofErr w:type="gramEnd"/>
+      <w:r>
+        <w:rPr>
+          <w:rFonts w:cs="Courier New"/>
+          <w:i/>
+          <w:iCs/>
+        </w:rPr>
+        <w:t>RegionName=Welcome</w:t>
+      </w:r>
+      <w:r>
+        <w:rPr>
+          <w:rFonts w:cs="Courier New"/>
+          <w:i/>
+          <w:iCs/>
+        </w:rPr>
+        <w:br/>
+      </w:r>
+      <w:proofErr w:type="spellStart"/>
+      <w:r>
+        <w:rPr>
+          <w:rFonts w:cs="Courier New"/>
+          <w:i/>
+          <w:iCs/>
+        </w:rPr>
+        <w:t>url</w:t>
+      </w:r>
+      <w:proofErr w:type="spellEnd"/>
+      <w:r>
+        <w:rPr>
+          <w:rFonts w:cs="Courier New"/>
+          <w:i/>
+          <w:iCs/>
+        </w:rPr>
+        <w:t xml:space="preserve"> = </w:t>
+      </w:r>
+      <w:r>
+        <w:rPr>
+          <w:rFonts w:cs="Courier New"/>
+          <w:i/>
+          <w:iCs/>
+        </w:rPr>
+        <w:t>http://127.0.0.1:8001?command=</w:t>
+      </w:r>
+      <w:r>
+        <w:rPr>
+          <w:rFonts w:cs="Courier New"/>
+          <w:i/>
+          <w:iCs/>
+        </w:rPr>
+        <w:t>Thaw</w:t>
+      </w:r>
+      <w:r>
+        <w:rPr>
+          <w:rFonts w:cs="Courier New"/>
+          <w:i/>
+          <w:iCs/>
+        </w:rPr>
+        <w:t>&amp;Password={HASH}</w:t>
+      </w:r>
+      <w:r>
+        <w:rPr>
+          <w:rFonts w:cs="Courier New"/>
+          <w:i/>
+          <w:iCs/>
+        </w:rPr>
+        <w:t>}&amp;Region</w:t>
+      </w:r>
+      <w:r>
+        <w:rPr>
+          <w:rFonts w:cs="Courier New"/>
+          <w:i/>
+          <w:iCs/>
+        </w:rPr>
+        <w:t>UUID</w:t>
+      </w:r>
+      <w:r>
+        <w:rPr>
+          <w:rFonts w:cs="Courier New"/>
+          <w:i/>
+          <w:iCs/>
+        </w:rPr>
+        <w:t>=</w:t>
+      </w:r>
+      <w:r>
+        <w:rPr>
+          <w:rFonts w:cs="Courier New"/>
+          <w:i/>
+          <w:iCs/>
+        </w:rPr>
+        <w:t>{UUID}</w:t>
+      </w:r>
+      <w:r>
+        <w:rPr>
+          <w:rFonts w:cs="Courier New"/>
+          <w:i/>
+          <w:iCs/>
+        </w:rPr>
+        <w:br/>
+      </w:r>
+    </w:p>
+    <w:p>
+      <w:pPr>
+        <w:pStyle w:val="Heading4"/>
+        <w:rPr>
+          <w:rFonts w:cs="Courier New"/>
+        </w:rPr>
+      </w:pPr>
+      <w:r>
+        <w:rPr>
+          <w:rFonts w:cs="Courier New"/>
+        </w:rPr>
+        <w:t>IAR/OAR</w:t>
+      </w:r>
+    </w:p>
+    <w:p>
+      <w:pPr>
+        <w:spacing w:line="240" w:lineRule="auto"/>
+        <w:ind w:left="720"/>
+        <w:rPr>
+          <w:rFonts w:cs="Courier New"/>
+        </w:rPr>
+      </w:pPr>
+      <w:r>
+        <w:rPr>
+          <w:rFonts w:cs="Courier New"/>
+        </w:rPr>
+        <w:t>Save IAR</w:t>
+      </w:r>
+    </w:p>
+    <w:p>
+      <w:pPr>
+        <w:spacing w:line="240" w:lineRule="auto"/>
+        <w:ind w:left="720"/>
+        <w:rPr>
+          <w:rFonts w:cs="Courier New"/>
+          <w:i/>
+          <w:iCs/>
+        </w:rPr>
+      </w:pPr>
+      <w:proofErr w:type="spellStart"/>
+      <w:r>
+        <w:rPr>
+          <w:rFonts w:cs="Courier New"/>
+          <w:i/>
+          <w:iCs/>
+        </w:rPr>
+        <w:t>url</w:t>
+      </w:r>
+      <w:proofErr w:type="spellEnd"/>
+      <w:r>
+        <w:rPr>
+          <w:rFonts w:cs="Courier New"/>
+          <w:i/>
+          <w:iCs/>
+        </w:rPr>
+        <w:t xml:space="preserve"> = </w:t>
+      </w:r>
+      <w:r>
+        <w:rPr>
+          <w:rFonts w:cs="Courier New"/>
+          <w:i/>
+          <w:iCs/>
+        </w:rPr>
+        <w:t>http://127.0.0.1:8001?command=</w:t>
+      </w:r>
       <w:r>
         <w:rPr>
           <w:rFonts w:cs="Courier New"/>
@@ -1681,120 +3343,263 @@
         </w:rPr>
         <w:t>SaveIAR</w:t>
       </w:r>
-      <w:proofErr w:type="spellEnd"/>
-      <w:r>
-        <w:rPr>
-          <w:rFonts w:cs="Courier New"/>
-          <w:i/>
-          <w:iCs/>
-        </w:rPr>
-        <w:t xml:space="preserve"> – Not yet implemented</w:t>
-      </w:r>
-    </w:p>
-    <w:p>
-      <w:pPr>
-        <w:spacing w:line="240" w:lineRule="auto"/>
-        <w:jc w:val="both"/>
-        <w:rPr>
-          <w:rFonts w:cs="Courier New"/>
-          <w:i/>
-          <w:iCs/>
-        </w:rPr>
-      </w:pPr>
-    </w:p>
-    <w:p>
-      <w:pPr>
-        <w:spacing w:line="240" w:lineRule="auto"/>
-        <w:jc w:val="both"/>
-        <w:rPr>
-          <w:rFonts w:cs="Courier New"/>
-          <w:i/>
-          <w:iCs/>
-        </w:rPr>
-      </w:pPr>
-      <w:proofErr w:type="spellStart"/>
-      <w:r>
-        <w:rPr>
-          <w:rFonts w:cs="Courier New"/>
-          <w:i/>
-          <w:iCs/>
-        </w:rPr>
-        <w:t>SaveOAR</w:t>
-      </w:r>
-      <w:proofErr w:type="spellEnd"/>
-      <w:r>
-        <w:rPr>
-          <w:rFonts w:cs="Courier New"/>
-          <w:i/>
-          <w:iCs/>
-        </w:rPr>
-        <w:t xml:space="preserve"> – Not yet Implemented</w:t>
-      </w:r>
-    </w:p>
-    <w:p>
-      <w:pPr>
-        <w:spacing w:line="240" w:lineRule="auto"/>
-        <w:jc w:val="both"/>
-        <w:rPr>
-          <w:rFonts w:cs="Courier New"/>
-          <w:i/>
-          <w:iCs/>
-        </w:rPr>
-      </w:pPr>
-    </w:p>
-    <w:p>
-      <w:pPr>
-        <w:spacing w:line="240" w:lineRule="auto"/>
-        <w:jc w:val="both"/>
-        <w:rPr>
-          <w:rFonts w:cs="Courier New"/>
-          <w:i/>
-          <w:iCs/>
-        </w:rPr>
-      </w:pPr>
-      <w:proofErr w:type="spellStart"/>
-      <w:r>
-        <w:rPr>
-          <w:rFonts w:cs="Courier New"/>
-          <w:i/>
-          <w:iCs/>
-        </w:rPr>
-        <w:t>StartApache</w:t>
-      </w:r>
-      <w:proofErr w:type="spellEnd"/>
-      <w:r>
-        <w:rPr>
-          <w:rFonts w:cs="Courier New"/>
-          <w:i/>
-          <w:iCs/>
-        </w:rPr>
-        <w:t xml:space="preserve"> – will enable and attempt to install and boot </w:t>
-      </w:r>
-      <w:proofErr w:type="spellStart"/>
-      <w:r>
-        <w:rPr>
-          <w:rFonts w:cs="Courier New"/>
-          <w:i/>
-          <w:iCs/>
-        </w:rPr>
-        <w:t>ApacheHTTPService</w:t>
-      </w:r>
-      <w:proofErr w:type="spellEnd"/>
-    </w:p>
-    <w:p>
-      <w:pPr>
-        <w:spacing w:line="240" w:lineRule="auto"/>
-        <w:ind w:firstLine="720"/>
-        <w:rPr>
-          <w:rFonts w:cs="Courier New"/>
-        </w:rPr>
-      </w:pPr>
-      <w:proofErr w:type="spellStart"/>
-      <w:r>
-        <w:rPr>
-          <w:rFonts w:cs="Courier New"/>
-          <w:i/>
-          <w:iCs/>
+      <w:r>
+        <w:rPr>
+          <w:rFonts w:cs="Courier New"/>
+          <w:i/>
+          <w:iCs/>
+        </w:rPr>
+        <w:t>&amp;Password={HASH</w:t>
+      </w:r>
+      <w:proofErr w:type="gramStart"/>
+      <w:r>
+        <w:rPr>
+          <w:rFonts w:cs="Courier New"/>
+          <w:i/>
+          <w:iCs/>
+        </w:rPr>
+        <w:t>}}&amp;</w:t>
+      </w:r>
+      <w:proofErr w:type="gramEnd"/>
+      <w:r>
+        <w:rPr>
+          <w:rFonts w:cs="Courier New"/>
+          <w:i/>
+          <w:iCs/>
+        </w:rPr>
+        <w:t>AvatarName</w:t>
+      </w:r>
+      <w:proofErr w:type="gramStart"/>
+      <w:r>
+        <w:rPr>
+          <w:rFonts w:cs="Courier New"/>
+          <w:i/>
+          <w:iCs/>
+        </w:rPr>
+        <w:t>=</w:t>
+      </w:r>
+      <w:r>
+        <w:rPr>
+          <w:rFonts w:cs="Courier New"/>
+          <w:i/>
+          <w:iCs/>
+        </w:rPr>
+        <w:t>{</w:t>
+      </w:r>
+      <w:proofErr w:type="gramEnd"/>
+      <w:r>
+        <w:rPr>
+          <w:rFonts w:cs="Courier New"/>
+          <w:i/>
+          <w:iCs/>
+        </w:rPr>
+        <w:t>First</w:t>
+      </w:r>
+      <w:r>
+        <w:rPr>
+          <w:rFonts w:cs="Courier New"/>
+          <w:i/>
+          <w:iCs/>
+        </w:rPr>
+        <w:t xml:space="preserve"> Last}</w:t>
+      </w:r>
+    </w:p>
+    <w:p>
+      <w:pPr>
+        <w:spacing w:line="240" w:lineRule="auto"/>
+        <w:ind w:left="720"/>
+        <w:rPr>
+          <w:rFonts w:cs="Courier New"/>
+          <w:i/>
+          <w:iCs/>
+        </w:rPr>
+      </w:pPr>
+      <w:r>
+        <w:rPr>
+          <w:rFonts w:cs="Courier New"/>
+          <w:i/>
+          <w:iCs/>
+        </w:rPr>
+        <w:t xml:space="preserve">This will always </w:t>
+      </w:r>
+      <w:proofErr w:type="gramStart"/>
+      <w:r>
+        <w:rPr>
+          <w:rFonts w:cs="Courier New"/>
+          <w:i/>
+          <w:iCs/>
+        </w:rPr>
+        <w:t>use</w:t>
+      </w:r>
+      <w:proofErr w:type="gramEnd"/>
+      <w:r>
+        <w:rPr>
+          <w:rFonts w:cs="Courier New"/>
+          <w:i/>
+          <w:iCs/>
+        </w:rPr>
+        <w:t xml:space="preserve"> the Welcome region to save the IAR.  </w:t>
+      </w:r>
+      <w:proofErr w:type="gramStart"/>
+      <w:r>
+        <w:rPr>
+          <w:rFonts w:cs="Courier New"/>
+          <w:i/>
+          <w:iCs/>
+        </w:rPr>
+        <w:t>The Welcome</w:t>
+      </w:r>
+      <w:proofErr w:type="gramEnd"/>
+      <w:r>
+        <w:rPr>
+          <w:rFonts w:cs="Courier New"/>
+          <w:i/>
+          <w:iCs/>
+        </w:rPr>
+        <w:t xml:space="preserve"> is guaranteed to be online.</w:t>
+      </w:r>
+    </w:p>
+    <w:p>
+      <w:pPr>
+        <w:spacing w:line="240" w:lineRule="auto"/>
+        <w:ind w:left="720"/>
+        <w:rPr>
+          <w:rFonts w:cs="Courier New"/>
+          <w:i/>
+          <w:iCs/>
+        </w:rPr>
+      </w:pPr>
+      <w:r>
+        <w:rPr>
+          <w:rFonts w:cs="Courier New"/>
+          <w:i/>
+          <w:iCs/>
+        </w:rPr>
+        <w:t>You may queue many, but only one will run at a time</w:t>
+      </w:r>
+    </w:p>
+    <w:p>
+      <w:pPr>
+        <w:spacing w:line="240" w:lineRule="auto"/>
+        <w:ind w:left="720"/>
+        <w:rPr>
+          <w:rFonts w:cs="Courier New"/>
+        </w:rPr>
+      </w:pPr>
+      <w:r>
+        <w:rPr>
+          <w:rFonts w:cs="Courier New"/>
+        </w:rPr>
+        <w:t>Save OAR</w:t>
+      </w:r>
+      <w:r>
+        <w:rPr>
+          <w:rFonts w:cs="Courier New"/>
+        </w:rPr>
+        <w:br/>
+      </w:r>
+      <w:r>
+        <w:rPr>
+          <w:rFonts w:cs="Courier New"/>
+          <w:i/>
+          <w:iCs/>
+        </w:rPr>
+        <w:t>http://127.0.0.1:8001?command=SaveIAR&amp;Password={HASH</w:t>
+      </w:r>
+      <w:proofErr w:type="gramStart"/>
+      <w:r>
+        <w:rPr>
+          <w:rFonts w:cs="Courier New"/>
+          <w:i/>
+          <w:iCs/>
+        </w:rPr>
+        <w:t>}}&amp;</w:t>
+      </w:r>
+      <w:proofErr w:type="gramEnd"/>
+      <w:r>
+        <w:rPr>
+          <w:rFonts w:cs="Courier New"/>
+          <w:i/>
+          <w:iCs/>
+        </w:rPr>
+        <w:t>RegionName</w:t>
+      </w:r>
+      <w:proofErr w:type="gramStart"/>
+      <w:r>
+        <w:rPr>
+          <w:rFonts w:cs="Courier New"/>
+          <w:i/>
+          <w:iCs/>
+        </w:rPr>
+        <w:t>={</w:t>
+      </w:r>
+      <w:proofErr w:type="gramEnd"/>
+      <w:r>
+        <w:rPr>
+          <w:rFonts w:cs="Courier New"/>
+          <w:i/>
+          <w:iCs/>
+        </w:rPr>
+        <w:t>Any</w:t>
+      </w:r>
+      <w:r>
+        <w:rPr>
+          <w:rFonts w:cs="Courier New"/>
+          <w:i/>
+          <w:iCs/>
+        </w:rPr>
+        <w:t xml:space="preserve"> region name</w:t>
+      </w:r>
+      <w:r>
+        <w:rPr>
+          <w:rFonts w:cs="Courier New"/>
+          <w:i/>
+          <w:iCs/>
+        </w:rPr>
+        <w:t>}</w:t>
+      </w:r>
+    </w:p>
+    <w:p>
+      <w:pPr>
+        <w:spacing w:line="240" w:lineRule="auto"/>
+        <w:ind w:left="720"/>
+        <w:rPr>
+          <w:rFonts w:cs="Courier New"/>
+        </w:rPr>
+      </w:pPr>
+    </w:p>
+    <w:p>
+      <w:pPr>
+        <w:pStyle w:val="Heading2"/>
+      </w:pPr>
+      <w:r>
+        <w:t xml:space="preserve">Speech </w:t>
+      </w:r>
+      <w:r>
+        <w:t>API</w:t>
+      </w:r>
+    </w:p>
+    <w:p>
+      <w:pPr>
+        <w:spacing w:line="240" w:lineRule="auto"/>
+        <w:rPr>
+          <w:rFonts w:cs="Courier New"/>
+        </w:rPr>
+      </w:pPr>
+    </w:p>
+    <w:p>
+      <w:pPr>
+        <w:spacing w:line="240" w:lineRule="auto"/>
+        <w:rPr>
+          <w:rFonts w:cs="Courier New"/>
+          <w:i/>
+          <w:iCs/>
+        </w:rPr>
+      </w:pPr>
+      <w:proofErr w:type="spellStart"/>
+      <w:r>
+        <w:rPr>
+          <w:rFonts w:cs="Courier New"/>
         </w:rPr>
         <w:t>url</w:t>
       </w:r>
@@ -1802,912 +3607,6 @@
       <w:r>
         <w:rPr>
           <w:rFonts w:cs="Courier New"/>
-          <w:i/>
-          <w:iCs/>
-        </w:rPr>
-        <w:t xml:space="preserve"> = http://127.0.0.1:8001?command=StartApache&amp;Password={HASH}</w:t>
-      </w:r>
-    </w:p>
-    <w:p>
-      <w:pPr>
-        <w:spacing w:line="240" w:lineRule="auto"/>
-        <w:jc w:val="both"/>
-        <w:rPr>
-          <w:rFonts w:cs="Courier New"/>
-          <w:i/>
-          <w:iCs/>
-        </w:rPr>
-      </w:pPr>
-    </w:p>
-    <w:p>
-      <w:pPr>
-        <w:spacing w:line="240" w:lineRule="auto"/>
-        <w:jc w:val="both"/>
-        <w:rPr>
-          <w:rFonts w:cs="Courier New"/>
-          <w:i/>
-          <w:iCs/>
-        </w:rPr>
-      </w:pPr>
-      <w:proofErr w:type="spellStart"/>
-      <w:r>
-        <w:rPr>
-          <w:rFonts w:cs="Courier New"/>
-          <w:i/>
-          <w:iCs/>
-        </w:rPr>
-        <w:t>StartDreamGrid</w:t>
-      </w:r>
-      <w:proofErr w:type="spellEnd"/>
-      <w:r>
-        <w:rPr>
-          <w:rFonts w:cs="Courier New"/>
-          <w:i/>
-          <w:iCs/>
-        </w:rPr>
-        <w:t xml:space="preserve"> will boot all enabled regions.</w:t>
-      </w:r>
-    </w:p>
-    <w:p>
-      <w:pPr>
-        <w:spacing w:line="240" w:lineRule="auto"/>
-        <w:ind w:firstLine="720"/>
-        <w:rPr>
-          <w:rFonts w:cs="Courier New"/>
-        </w:rPr>
-      </w:pPr>
-      <w:proofErr w:type="spellStart"/>
-      <w:r>
-        <w:rPr>
-          <w:rFonts w:cs="Courier New"/>
-          <w:i/>
-          <w:iCs/>
-        </w:rPr>
-        <w:t>url</w:t>
-      </w:r>
-      <w:proofErr w:type="spellEnd"/>
-      <w:r>
-        <w:rPr>
-          <w:rFonts w:cs="Courier New"/>
-          <w:i/>
-          <w:iCs/>
-        </w:rPr>
-        <w:t xml:space="preserve"> = http://127.0.0.1:8001?command=StartDreamGrid&amp;Password={HASH}</w:t>
-      </w:r>
-    </w:p>
-    <w:p>
-      <w:pPr>
-        <w:spacing w:line="240" w:lineRule="auto"/>
-        <w:jc w:val="both"/>
-        <w:rPr>
-          <w:rFonts w:cs="Courier New"/>
-          <w:i/>
-          <w:iCs/>
-        </w:rPr>
-      </w:pPr>
-    </w:p>
-    <w:p>
-      <w:pPr>
-        <w:spacing w:line="240" w:lineRule="auto"/>
-        <w:jc w:val="both"/>
-        <w:rPr>
-          <w:rFonts w:cs="Courier New"/>
-          <w:i/>
-          <w:iCs/>
-        </w:rPr>
-      </w:pPr>
-      <w:proofErr w:type="spellStart"/>
-      <w:r>
-        <w:rPr>
-          <w:rFonts w:cs="Courier New"/>
-          <w:i/>
-          <w:iCs/>
-        </w:rPr>
-        <w:t>StopDreamGrid</w:t>
-      </w:r>
-      <w:proofErr w:type="spellEnd"/>
-      <w:r>
-        <w:rPr>
-          <w:rFonts w:cs="Courier New"/>
-          <w:i/>
-          <w:iCs/>
-        </w:rPr>
-        <w:t xml:space="preserve"> will </w:t>
-      </w:r>
-      <w:r>
-        <w:rPr>
-          <w:rFonts w:cs="Courier New"/>
-          <w:i/>
-          <w:iCs/>
-        </w:rPr>
-        <w:t xml:space="preserve">stop </w:t>
-      </w:r>
-      <w:r>
-        <w:rPr>
-          <w:rFonts w:cs="Courier New"/>
-          <w:i/>
-          <w:iCs/>
-        </w:rPr>
-        <w:t>all enabled regions.</w:t>
-      </w:r>
-    </w:p>
-    <w:p>
-      <w:pPr>
-        <w:spacing w:line="240" w:lineRule="auto"/>
-        <w:ind w:firstLine="720"/>
-        <w:rPr>
-          <w:rFonts w:cs="Courier New"/>
-        </w:rPr>
-      </w:pPr>
-      <w:proofErr w:type="spellStart"/>
-      <w:r>
-        <w:rPr>
-          <w:rFonts w:cs="Courier New"/>
-          <w:i/>
-          <w:iCs/>
-        </w:rPr>
-        <w:lastRenderedPageBreak/>
-        <w:t>url</w:t>
-      </w:r>
-      <w:proofErr w:type="spellEnd"/>
-      <w:r>
-        <w:rPr>
-          <w:rFonts w:cs="Courier New"/>
-          <w:i/>
-          <w:iCs/>
-        </w:rPr>
-        <w:t xml:space="preserve"> = http://127.0.0.1:8001?command=StopDreamGrid&amp;Password={HASH}</w:t>
-      </w:r>
-    </w:p>
-    <w:p>
-      <w:pPr>
-        <w:spacing w:line="240" w:lineRule="auto"/>
-        <w:jc w:val="both"/>
-        <w:rPr>
-          <w:rFonts w:cs="Courier New"/>
-          <w:i/>
-          <w:iCs/>
-        </w:rPr>
-      </w:pPr>
-    </w:p>
-    <w:p>
-      <w:pPr>
-        <w:spacing w:line="240" w:lineRule="auto"/>
-        <w:jc w:val="both"/>
-        <w:rPr>
-          <w:rFonts w:cs="Courier New"/>
-          <w:i/>
-          <w:iCs/>
-        </w:rPr>
-      </w:pPr>
-      <w:proofErr w:type="spellStart"/>
-      <w:r>
-        <w:rPr>
-          <w:rFonts w:cs="Courier New"/>
-          <w:i/>
-          <w:iCs/>
-        </w:rPr>
-        <w:t>StartIcecast</w:t>
-      </w:r>
-      <w:proofErr w:type="spellEnd"/>
-      <w:r>
-        <w:rPr>
-          <w:rFonts w:cs="Courier New"/>
-          <w:i/>
-          <w:iCs/>
-        </w:rPr>
-        <w:t xml:space="preserve"> - will enable and attempt to install and boot </w:t>
-      </w:r>
-      <w:proofErr w:type="spellStart"/>
-      <w:r>
-        <w:rPr>
-          <w:rFonts w:cs="Courier New"/>
-          <w:i/>
-          <w:iCs/>
-        </w:rPr>
-        <w:t>IceCast</w:t>
-      </w:r>
-      <w:proofErr w:type="spellEnd"/>
-      <w:r>
-        <w:rPr>
-          <w:rFonts w:cs="Courier New"/>
-          <w:i/>
-          <w:iCs/>
-        </w:rPr>
-        <w:t xml:space="preserve"> Service</w:t>
-      </w:r>
-    </w:p>
-    <w:p>
-      <w:pPr>
-        <w:spacing w:line="240" w:lineRule="auto"/>
-        <w:ind w:firstLine="720"/>
-        <w:rPr>
-          <w:rFonts w:cs="Courier New"/>
-        </w:rPr>
-      </w:pPr>
-      <w:proofErr w:type="spellStart"/>
-      <w:r>
-        <w:rPr>
-          <w:rFonts w:cs="Courier New"/>
-          <w:i/>
-          <w:iCs/>
-        </w:rPr>
-        <w:t>url</w:t>
-      </w:r>
-      <w:proofErr w:type="spellEnd"/>
-      <w:r>
-        <w:rPr>
-          <w:rFonts w:cs="Courier New"/>
-          <w:i/>
-          <w:iCs/>
-        </w:rPr>
-        <w:t xml:space="preserve"> = http://127.0.0.1:8001?command=StartIcecast&amp;Password={HASH}</w:t>
-      </w:r>
-    </w:p>
-    <w:p>
-      <w:pPr>
-        <w:spacing w:line="240" w:lineRule="auto"/>
-        <w:jc w:val="both"/>
-        <w:rPr>
-          <w:rFonts w:cs="Courier New"/>
-          <w:i/>
-          <w:iCs/>
-        </w:rPr>
-      </w:pPr>
-    </w:p>
-    <w:p>
-      <w:pPr>
-        <w:spacing w:line="240" w:lineRule="auto"/>
-        <w:jc w:val="both"/>
-        <w:rPr>
-          <w:rFonts w:cs="Courier New"/>
-          <w:i/>
-          <w:iCs/>
-        </w:rPr>
-      </w:pPr>
-      <w:proofErr w:type="spellStart"/>
-      <w:r>
-        <w:rPr>
-          <w:rFonts w:cs="Courier New"/>
-          <w:i/>
-          <w:iCs/>
-        </w:rPr>
-        <w:t>StartMysql</w:t>
-      </w:r>
-      <w:proofErr w:type="spellEnd"/>
-      <w:r>
-        <w:rPr>
-          <w:rFonts w:cs="Courier New"/>
-          <w:i/>
-          <w:iCs/>
-        </w:rPr>
-        <w:t xml:space="preserve"> – will boot </w:t>
-      </w:r>
-      <w:proofErr w:type="spellStart"/>
-      <w:r>
-        <w:rPr>
-          <w:rFonts w:cs="Courier New"/>
-          <w:i/>
-          <w:iCs/>
-        </w:rPr>
-        <w:t>mysql</w:t>
-      </w:r>
-      <w:proofErr w:type="spellEnd"/>
-      <w:r>
-        <w:rPr>
-          <w:rFonts w:cs="Courier New"/>
-          <w:i/>
-          <w:iCs/>
-        </w:rPr>
-        <w:t xml:space="preserve"> if not running.</w:t>
-      </w:r>
-    </w:p>
-    <w:p>
-      <w:pPr>
-        <w:spacing w:line="240" w:lineRule="auto"/>
-        <w:ind w:firstLine="720"/>
-        <w:rPr>
-          <w:rFonts w:cs="Courier New"/>
-        </w:rPr>
-      </w:pPr>
-      <w:proofErr w:type="spellStart"/>
-      <w:r>
-        <w:rPr>
-          <w:rFonts w:cs="Courier New"/>
-          <w:i/>
-          <w:iCs/>
-        </w:rPr>
-        <w:t>url</w:t>
-      </w:r>
-      <w:proofErr w:type="spellEnd"/>
-      <w:r>
-        <w:rPr>
-          <w:rFonts w:cs="Courier New"/>
-          <w:i/>
-          <w:iCs/>
-        </w:rPr>
-        <w:t xml:space="preserve"> = http://127.0.0.1:8001?command= </w:t>
-      </w:r>
-      <w:proofErr w:type="spellStart"/>
-      <w:r>
-        <w:rPr>
-          <w:rFonts w:cs="Courier New"/>
-          <w:i/>
-          <w:iCs/>
-        </w:rPr>
-        <w:t>StopRobust&amp;Password</w:t>
-      </w:r>
-      <w:proofErr w:type="spellEnd"/>
-      <w:r>
-        <w:rPr>
-          <w:rFonts w:cs="Courier New"/>
-          <w:i/>
-          <w:iCs/>
-        </w:rPr>
-        <w:t>={HASH}</w:t>
-      </w:r>
-    </w:p>
-    <w:p>
-      <w:pPr>
-        <w:spacing w:line="240" w:lineRule="auto"/>
-        <w:jc w:val="both"/>
-        <w:rPr>
-          <w:rFonts w:cs="Courier New"/>
-          <w:i/>
-          <w:iCs/>
-        </w:rPr>
-      </w:pPr>
-    </w:p>
-    <w:p>
-      <w:pPr>
-        <w:spacing w:line="240" w:lineRule="auto"/>
-        <w:jc w:val="both"/>
-        <w:rPr>
-          <w:rFonts w:cs="Courier New"/>
-          <w:i/>
-          <w:iCs/>
-        </w:rPr>
-      </w:pPr>
-      <w:proofErr w:type="spellStart"/>
-      <w:r>
-        <w:rPr>
-          <w:rFonts w:cs="Courier New"/>
-          <w:i/>
-          <w:iCs/>
-        </w:rPr>
-        <w:t>StartRegion</w:t>
-      </w:r>
-      <w:proofErr w:type="spellEnd"/>
-      <w:r>
-        <w:rPr>
-          <w:rFonts w:cs="Courier New"/>
-          <w:i/>
-          <w:iCs/>
-        </w:rPr>
-        <w:t xml:space="preserve"> - will boot </w:t>
-      </w:r>
-      <w:proofErr w:type="spellStart"/>
-      <w:proofErr w:type="gramStart"/>
-      <w:r>
-        <w:rPr>
-          <w:rFonts w:cs="Courier New"/>
-          <w:i/>
-          <w:iCs/>
-        </w:rPr>
-        <w:t>RegionUUID</w:t>
-      </w:r>
-      <w:proofErr w:type="spellEnd"/>
-      <w:r>
-        <w:rPr>
-          <w:rFonts w:cs="Courier New"/>
-          <w:i/>
-          <w:iCs/>
-        </w:rPr>
-        <w:t xml:space="preserve">  if</w:t>
-      </w:r>
-      <w:proofErr w:type="gramEnd"/>
-      <w:r>
-        <w:rPr>
-          <w:rFonts w:cs="Courier New"/>
-          <w:i/>
-          <w:iCs/>
-        </w:rPr>
-        <w:t xml:space="preserve"> not running</w:t>
-      </w:r>
-    </w:p>
-    <w:p>
-      <w:pPr>
-        <w:spacing w:line="240" w:lineRule="auto"/>
-        <w:ind w:firstLine="720"/>
-        <w:rPr>
-          <w:rFonts w:cs="Courier New"/>
-        </w:rPr>
-      </w:pPr>
-      <w:proofErr w:type="spellStart"/>
-      <w:r>
-        <w:rPr>
-          <w:rFonts w:cs="Courier New"/>
-          <w:i/>
-          <w:iCs/>
-        </w:rPr>
-        <w:t>url</w:t>
-      </w:r>
-      <w:proofErr w:type="spellEnd"/>
-      <w:r>
-        <w:rPr>
-          <w:rFonts w:cs="Courier New"/>
-          <w:i/>
-          <w:iCs/>
-        </w:rPr>
-        <w:t xml:space="preserve"> = http://127.0.0.1:8001?command=StartMysql&amp;Password={HASH}</w:t>
-      </w:r>
-    </w:p>
-    <w:p>
-      <w:pPr>
-        <w:spacing w:line="240" w:lineRule="auto"/>
-        <w:jc w:val="both"/>
-        <w:rPr>
-          <w:rFonts w:cs="Courier New"/>
-          <w:i/>
-          <w:iCs/>
-        </w:rPr>
-      </w:pPr>
-    </w:p>
-    <w:p>
-      <w:pPr>
-        <w:spacing w:line="240" w:lineRule="auto"/>
-        <w:jc w:val="both"/>
-        <w:rPr>
-          <w:rFonts w:cs="Courier New"/>
-          <w:i/>
-          <w:iCs/>
-        </w:rPr>
-      </w:pPr>
-      <w:proofErr w:type="spellStart"/>
-      <w:r>
-        <w:rPr>
-          <w:rFonts w:cs="Courier New"/>
-          <w:i/>
-          <w:iCs/>
-        </w:rPr>
-        <w:t>StartRobust</w:t>
-      </w:r>
-      <w:proofErr w:type="spellEnd"/>
-      <w:r>
-        <w:rPr>
-          <w:rFonts w:cs="Courier New"/>
-          <w:i/>
-          <w:iCs/>
-        </w:rPr>
-        <w:t xml:space="preserve"> - will boot Robust if not running</w:t>
-      </w:r>
-    </w:p>
-    <w:p>
-      <w:pPr>
-        <w:spacing w:line="240" w:lineRule="auto"/>
-        <w:ind w:firstLine="720"/>
-        <w:rPr>
-          <w:rFonts w:cs="Courier New"/>
-        </w:rPr>
-      </w:pPr>
-      <w:proofErr w:type="spellStart"/>
-      <w:r>
-        <w:rPr>
-          <w:rFonts w:cs="Courier New"/>
-          <w:i/>
-          <w:iCs/>
-        </w:rPr>
-        <w:t>url</w:t>
-      </w:r>
-      <w:proofErr w:type="spellEnd"/>
-      <w:r>
-        <w:rPr>
-          <w:rFonts w:cs="Courier New"/>
-          <w:i/>
-          <w:iCs/>
-        </w:rPr>
-        <w:t xml:space="preserve"> = http://127.0.0.1:8001?command=StartRobust&amp;Password={HASH}</w:t>
-      </w:r>
-    </w:p>
-    <w:p>
-      <w:pPr>
-        <w:spacing w:line="240" w:lineRule="auto"/>
-        <w:jc w:val="both"/>
-        <w:rPr>
-          <w:rFonts w:cs="Courier New"/>
-          <w:i/>
-          <w:iCs/>
-        </w:rPr>
-      </w:pPr>
-    </w:p>
-    <w:p>
-      <w:pPr>
-        <w:spacing w:line="240" w:lineRule="auto"/>
-        <w:jc w:val="both"/>
-        <w:rPr>
-          <w:rFonts w:cs="Courier New"/>
-          <w:i/>
-          <w:iCs/>
-        </w:rPr>
-      </w:pPr>
-      <w:proofErr w:type="spellStart"/>
-      <w:r>
-        <w:rPr>
-          <w:rFonts w:cs="Courier New"/>
-          <w:i/>
-          <w:iCs/>
-        </w:rPr>
-        <w:t>StopIcecast</w:t>
-      </w:r>
-      <w:proofErr w:type="spellEnd"/>
-      <w:r>
-        <w:rPr>
-          <w:rFonts w:cs="Courier New"/>
-          <w:i/>
-          <w:iCs/>
-        </w:rPr>
-        <w:t xml:space="preserve"> – will stop </w:t>
-      </w:r>
-      <w:proofErr w:type="spellStart"/>
-      <w:r>
-        <w:rPr>
-          <w:rFonts w:cs="Courier New"/>
-          <w:i/>
-          <w:iCs/>
-        </w:rPr>
-        <w:t>Icecast</w:t>
-      </w:r>
-      <w:proofErr w:type="spellEnd"/>
-      <w:r>
-        <w:rPr>
-          <w:rFonts w:cs="Courier New"/>
-          <w:i/>
-          <w:iCs/>
-        </w:rPr>
-        <w:t xml:space="preserve"> Service if running</w:t>
-      </w:r>
-    </w:p>
-    <w:p>
-      <w:pPr>
-        <w:spacing w:line="240" w:lineRule="auto"/>
-        <w:ind w:firstLine="720"/>
-        <w:rPr>
-          <w:rFonts w:cs="Courier New"/>
-        </w:rPr>
-      </w:pPr>
-      <w:proofErr w:type="spellStart"/>
-      <w:r>
-        <w:rPr>
-          <w:rFonts w:cs="Courier New"/>
-          <w:i/>
-          <w:iCs/>
-        </w:rPr>
-        <w:t>url</w:t>
-      </w:r>
-      <w:proofErr w:type="spellEnd"/>
-      <w:r>
-        <w:rPr>
-          <w:rFonts w:cs="Courier New"/>
-          <w:i/>
-          <w:iCs/>
-        </w:rPr>
-        <w:t xml:space="preserve"> = http://127.0.0.1:8001?command=Stop</w:t>
-      </w:r>
-      <w:r>
-        <w:rPr>
-          <w:rFonts w:cs="Courier New"/>
-          <w:i/>
-          <w:iCs/>
-        </w:rPr>
-        <w:t>Icecast</w:t>
-      </w:r>
-      <w:r>
-        <w:rPr>
-          <w:rFonts w:cs="Courier New"/>
-          <w:i/>
-          <w:iCs/>
-        </w:rPr>
-        <w:t>&amp;Password={HASH}</w:t>
-      </w:r>
-    </w:p>
-    <w:p>
-      <w:pPr>
-        <w:spacing w:line="240" w:lineRule="auto"/>
-        <w:jc w:val="both"/>
-        <w:rPr>
-          <w:rFonts w:cs="Courier New"/>
-          <w:i/>
-          <w:iCs/>
-        </w:rPr>
-      </w:pPr>
-    </w:p>
-    <w:p>
-      <w:pPr>
-        <w:spacing w:line="240" w:lineRule="auto"/>
-        <w:jc w:val="both"/>
-        <w:rPr>
-          <w:rFonts w:cs="Courier New"/>
-          <w:i/>
-          <w:iCs/>
-        </w:rPr>
-      </w:pPr>
-      <w:proofErr w:type="spellStart"/>
-      <w:r>
-        <w:rPr>
-          <w:rFonts w:cs="Courier New"/>
-          <w:i/>
-          <w:iCs/>
-        </w:rPr>
-        <w:t>StopMysql</w:t>
-      </w:r>
-      <w:proofErr w:type="spellEnd"/>
-      <w:r>
-        <w:rPr>
-          <w:rFonts w:cs="Courier New"/>
-          <w:i/>
-          <w:iCs/>
-        </w:rPr>
-        <w:t xml:space="preserve"> – will stop </w:t>
-      </w:r>
-      <w:proofErr w:type="spellStart"/>
-      <w:r>
-        <w:rPr>
-          <w:rFonts w:cs="Courier New"/>
-          <w:i/>
-          <w:iCs/>
-        </w:rPr>
-        <w:t>Mysql</w:t>
-      </w:r>
-      <w:proofErr w:type="spellEnd"/>
-      <w:r>
-        <w:rPr>
-          <w:rFonts w:cs="Courier New"/>
-          <w:i/>
-          <w:iCs/>
-        </w:rPr>
-        <w:t xml:space="preserve"> if running</w:t>
-      </w:r>
-    </w:p>
-    <w:p>
-      <w:pPr>
-        <w:spacing w:line="240" w:lineRule="auto"/>
-        <w:ind w:firstLine="720"/>
-        <w:jc w:val="both"/>
-        <w:rPr>
-          <w:rFonts w:cs="Courier New"/>
-          <w:i/>
-          <w:iCs/>
-        </w:rPr>
-      </w:pPr>
-      <w:proofErr w:type="spellStart"/>
-      <w:r>
-        <w:rPr>
-          <w:rFonts w:cs="Courier New"/>
-          <w:i/>
-          <w:iCs/>
-        </w:rPr>
-        <w:t>url</w:t>
-      </w:r>
-      <w:proofErr w:type="spellEnd"/>
-      <w:r>
-        <w:rPr>
-          <w:rFonts w:cs="Courier New"/>
-          <w:i/>
-          <w:iCs/>
-        </w:rPr>
-        <w:t xml:space="preserve"> = </w:t>
-      </w:r>
-      <w:r>
-        <w:rPr>
-          <w:rFonts w:cs="Courier New"/>
-          <w:i/>
-          <w:iCs/>
-        </w:rPr>
-        <w:t>http://127.0.0.1:8001?command=StopMysql&amp;Password={HASH}</w:t>
-      </w:r>
-    </w:p>
-    <w:p>
-      <w:pPr>
-        <w:spacing w:line="240" w:lineRule="auto"/>
-        <w:jc w:val="both"/>
-        <w:rPr>
-          <w:rFonts w:cs="Courier New"/>
-          <w:i/>
-          <w:iCs/>
-        </w:rPr>
-      </w:pPr>
-    </w:p>
-    <w:p>
-      <w:pPr>
-        <w:spacing w:line="240" w:lineRule="auto"/>
-        <w:jc w:val="both"/>
-        <w:rPr>
-          <w:rFonts w:cs="Courier New"/>
-          <w:i/>
-          <w:iCs/>
-        </w:rPr>
-      </w:pPr>
-      <w:proofErr w:type="spellStart"/>
-      <w:r>
-        <w:rPr>
-          <w:rFonts w:cs="Courier New"/>
-          <w:i/>
-          <w:iCs/>
-        </w:rPr>
-        <w:t>StopRegion</w:t>
-      </w:r>
-      <w:proofErr w:type="spellEnd"/>
-      <w:r>
-        <w:rPr>
-          <w:rFonts w:cs="Courier New"/>
-          <w:i/>
-          <w:iCs/>
-        </w:rPr>
-        <w:t xml:space="preserve"> – will shut down </w:t>
-      </w:r>
-      <w:proofErr w:type="spellStart"/>
-      <w:r>
-        <w:rPr>
-          <w:rFonts w:cs="Courier New"/>
-          <w:i/>
-          <w:iCs/>
-        </w:rPr>
-        <w:t>RegionUUID</w:t>
-      </w:r>
-      <w:proofErr w:type="spellEnd"/>
-      <w:r>
-        <w:rPr>
-          <w:rFonts w:cs="Courier New"/>
-          <w:i/>
-          <w:iCs/>
-        </w:rPr>
-        <w:t xml:space="preserve"> if running</w:t>
-      </w:r>
-    </w:p>
-    <w:p>
-      <w:pPr>
-        <w:spacing w:line="240" w:lineRule="auto"/>
-        <w:ind w:firstLine="720"/>
-        <w:jc w:val="both"/>
-        <w:rPr>
-          <w:rFonts w:cs="Courier New"/>
-          <w:i/>
-          <w:iCs/>
-        </w:rPr>
-      </w:pPr>
-      <w:proofErr w:type="spellStart"/>
-      <w:r>
-        <w:rPr>
-          <w:rFonts w:cs="Courier New"/>
-          <w:i/>
-          <w:iCs/>
-        </w:rPr>
-        <w:t>url</w:t>
-      </w:r>
-      <w:proofErr w:type="spellEnd"/>
-      <w:r>
-        <w:rPr>
-          <w:rFonts w:cs="Courier New"/>
-          <w:i/>
-          <w:iCs/>
-        </w:rPr>
-        <w:t xml:space="preserve"> = http://127.0.0.1:8001?command=StopRegion&amp;Password={HASH}&amp;RegionUUID={UUID}</w:t>
-      </w:r>
-    </w:p>
-    <w:p>
-      <w:pPr>
-        <w:spacing w:line="240" w:lineRule="auto"/>
-        <w:jc w:val="both"/>
-        <w:rPr>
-          <w:rFonts w:cs="Courier New"/>
-          <w:i/>
-          <w:iCs/>
-        </w:rPr>
-      </w:pPr>
-    </w:p>
-    <w:p>
-      <w:pPr>
-        <w:spacing w:line="240" w:lineRule="auto"/>
-        <w:jc w:val="both"/>
-        <w:rPr>
-          <w:rFonts w:cs="Courier New"/>
-          <w:i/>
-          <w:iCs/>
-        </w:rPr>
-      </w:pPr>
-      <w:proofErr w:type="spellStart"/>
-      <w:r>
-        <w:rPr>
-          <w:rFonts w:cs="Courier New"/>
-          <w:i/>
-          <w:iCs/>
-        </w:rPr>
-        <w:t>StopRobust</w:t>
-      </w:r>
-      <w:proofErr w:type="spellEnd"/>
-      <w:r>
-        <w:rPr>
-          <w:rFonts w:cs="Courier New"/>
-          <w:i/>
-          <w:iCs/>
-        </w:rPr>
-        <w:t xml:space="preserve"> - will shut down Robust if running</w:t>
-      </w:r>
-    </w:p>
-    <w:p>
-      <w:pPr>
-        <w:spacing w:line="240" w:lineRule="auto"/>
-        <w:ind w:firstLine="720"/>
-        <w:rPr>
-          <w:rFonts w:cs="Courier New"/>
-        </w:rPr>
-      </w:pPr>
-      <w:proofErr w:type="spellStart"/>
-      <w:r>
-        <w:rPr>
-          <w:rFonts w:cs="Courier New"/>
-          <w:i/>
-          <w:iCs/>
-        </w:rPr>
-        <w:t>url</w:t>
-      </w:r>
-      <w:proofErr w:type="spellEnd"/>
-      <w:r>
-        <w:rPr>
-          <w:rFonts w:cs="Courier New"/>
-          <w:i/>
-          <w:iCs/>
-        </w:rPr>
-        <w:t xml:space="preserve"> = http://127.0.0.1:8001?command=StopRobust&amp;Password={HASH}</w:t>
-      </w:r>
-    </w:p>
-    <w:p>
-      <w:pPr>
-        <w:spacing w:line="240" w:lineRule="auto"/>
-        <w:rPr>
-          <w:rFonts w:cs="Courier New"/>
-        </w:rPr>
-      </w:pPr>
-    </w:p>
-    <w:p>
-      <w:pPr>
-        <w:pStyle w:val="Heading2"/>
-      </w:pPr>
-      <w:r>
-        <w:t xml:space="preserve">Speech </w:t>
-      </w:r>
-      <w:r>
-        <w:t>API</w:t>
-      </w:r>
-    </w:p>
-    <w:p>
-      <w:pPr>
-        <w:spacing w:line="240" w:lineRule="auto"/>
-        <w:rPr>
-          <w:rFonts w:cs="Courier New"/>
-        </w:rPr>
-      </w:pPr>
-    </w:p>
-    <w:p>
-      <w:pPr>
-        <w:spacing w:line="240" w:lineRule="auto"/>
-        <w:rPr>
-          <w:rFonts w:cs="Courier New"/>
-          <w:i/>
-          <w:iCs/>
-        </w:rPr>
-      </w:pPr>
-      <w:proofErr w:type="spellStart"/>
-      <w:r>
-        <w:rPr>
-          <w:rFonts w:cs="Courier New"/>
-        </w:rPr>
-        <w:t>url</w:t>
-      </w:r>
-      <w:proofErr w:type="spellEnd"/>
-      <w:r>
-        <w:rPr>
-          <w:rFonts w:cs="Courier New"/>
         </w:rPr>
         <w:t xml:space="preserve"> is </w:t>
       </w:r>
@@ -2817,7 +3716,6 @@
           <w:i/>
           <w:iCs/>
         </w:rPr>
-        <w:lastRenderedPageBreak/>
         <w:t>Optional Save=1</w:t>
       </w:r>
       <w:r>
@@ -2949,6 +3847,7 @@
     </w:p>
     <w:p>
       <w:pPr>
+        <w:pStyle w:val="Heading3"/>
         <w:rPr>
           <w:b/>
           <w:bCs/>
@@ -2989,6 +3888,7 @@
     </w:p>
     <w:p>
       <w:pPr>
+        <w:pStyle w:val="Heading3"/>
         <w:rPr>
           <w:b/>
           <w:bCs/>
@@ -3040,6 +3940,7 @@
     </w:p>
     <w:p>
       <w:pPr>
+        <w:pStyle w:val="Heading3"/>
         <w:rPr>
           <w:b/>
           <w:bCs/>
@@ -3064,15 +3965,11 @@
       <w:pPr>
         <w:pStyle w:val="ListParagraph"/>
         <w:widowControl w:val="0"/>
-        <w:numPr>
-          <w:ilvl w:val="0"/>
-          <w:numId w:val="10"/>
-        </w:numPr>
         <w:autoSpaceDE w:val="0"/>
         <w:autoSpaceDN w:val="0"/>
         <w:adjustRightInd w:val="0"/>
         <w:spacing w:after="0" w:line="240" w:lineRule="auto"/>
-        <w:ind w:right="720"/>
+        <w:ind w:left="0" w:right="720"/>
         <w:rPr>
           <w:b/>
           <w:bCs/>
@@ -3113,6 +4010,7 @@
     </w:p>
     <w:p>
       <w:pPr>
+        <w:pStyle w:val="Heading3"/>
         <w:rPr>
           <w:b/>
           <w:bCs/>
@@ -4363,7 +5261,6 @@
           <w:i/>
           <w:iCs/>
         </w:rPr>
-        <w:lastRenderedPageBreak/>
         <w:t xml:space="preserve">    "_</w:t>
       </w:r>
       <w:proofErr w:type="spellStart"/>
@@ -5422,7 +6319,6 @@
           <w:i/>
           <w:iCs/>
         </w:rPr>
-        <w:lastRenderedPageBreak/>
         <w:t xml:space="preserve">    "_</w:t>
       </w:r>
       <w:proofErr w:type="spellStart"/>
@@ -5497,7 +6393,25 @@
           <w:i/>
           <w:iCs/>
         </w:rPr>
-        <w:t xml:space="preserve">    "_ScriptEngine": "",</w:t>
+        <w:t xml:space="preserve">    "_</w:t>
+      </w:r>
+      <w:proofErr w:type="spellStart"/>
+      <w:r>
+        <w:rPr>
+          <w:rFonts w:cs="Courier New"/>
+          <w:i/>
+          <w:iCs/>
+        </w:rPr>
+        <w:t>ScriptEngine</w:t>
+      </w:r>
+      <w:proofErr w:type="spellEnd"/>
+      <w:r>
+        <w:rPr>
+          <w:rFonts w:cs="Courier New"/>
+          <w:i/>
+          <w:iCs/>
+        </w:rPr>
+        <w:t>": "",</w:t>
       </w:r>
     </w:p>
     <w:p>
@@ -7770,7 +8684,6 @@
   <w:style w:type="character" w:default="1" w:styleId="DefaultParagraphFont">
     <w:name w:val="Default Paragraph Font"/>
     <w:uiPriority w:val="1"/>
-    <w:semiHidden/>
     <w:unhideWhenUsed/>
   </w:style>
   <w:style w:type="table" w:default="1" w:styleId="TableNormal">
@@ -8334,6 +9247,25 @@
       <w:shd w:val="clear" w:color="auto" w:fill="E1DFDD"/>
     </w:rPr>
   </w:style>
+  <w:style w:type="table" w:styleId="TableGrid">
+    <w:name w:val="Table Grid"/>
+    <w:basedOn w:val="TableNormal"/>
+    <w:uiPriority w:val="39"/>
+    <w:rsid w:val="00BF34C1"/>
+    <w:pPr>
+      <w:spacing w:before="0" w:after="0" w:line="240" w:lineRule="auto"/>
+    </w:pPr>
+    <w:tblPr>
+      <w:tblBorders>
+        <w:top w:val="single" w:sz="4" w:space="0" w:color="auto"/>
+        <w:left w:val="single" w:sz="4" w:space="0" w:color="auto"/>
+        <w:bottom w:val="single" w:sz="4" w:space="0" w:color="auto"/>
+        <w:right w:val="single" w:sz="4" w:space="0" w:color="auto"/>
+        <w:insideH w:val="single" w:sz="4" w:space="0" w:color="auto"/>
+        <w:insideV w:val="single" w:sz="4" w:space="0" w:color="auto"/>
+      </w:tblBorders>
+    </w:tblPr>
+  </w:style>
 </w:styles>
 </file>
 
